--- a/작업일지/2주차.docx
+++ b/작업일지/2주차.docx
@@ -133,9 +133,6 @@
           <w:p>
             <w:pPr>
               <w:jc w:val="center"/>
-              <w:rPr>
-                <w:rFonts w:hint="eastAsia"/>
-              </w:rPr>
             </w:pPr>
             <w:r>
               <w:rPr>
@@ -439,11 +436,6 @@
             </w:r>
           </w:p>
           <w:p>
-            <w:pPr>
-              <w:rPr>
-                <w:rFonts w:hint="eastAsia"/>
-              </w:rPr>
-            </w:pPr>
             <w:r>
               <w:rPr>
                 <w:rFonts w:hint="eastAsia"/>
@@ -541,9 +533,6 @@
               <w:tabs>
                 <w:tab w:val="left" w:pos="703"/>
               </w:tabs>
-              <w:rPr>
-                <w:rFonts w:hint="eastAsia"/>
-              </w:rPr>
             </w:pPr>
             <w:r>
               <w:rPr>
@@ -595,6 +584,22 @@
             </w:r>
           </w:p>
           <w:p>
+            <w:r>
+              <w:rPr>
+                <w:rFonts w:hint="eastAsia"/>
+              </w:rPr>
+              <w:t xml:space="preserve">- </w:t>
+            </w:r>
+            <w:proofErr w:type="spellStart"/>
+            <w:r>
+              <w:t>논블로킹</w:t>
+            </w:r>
+            <w:proofErr w:type="spellEnd"/>
+            <w:r>
+              <w:t xml:space="preserve"> I/O로 프로젝트에 서버/클라이언트 연결 구현</w:t>
+            </w:r>
+          </w:p>
+          <w:p>
             <w:pPr>
               <w:rPr>
                 <w:rFonts w:hint="eastAsia"/>
@@ -604,15 +609,21 @@
               <w:rPr>
                 <w:rFonts w:hint="eastAsia"/>
               </w:rPr>
-              <w:t xml:space="preserve">- </w:t>
+              <w:t xml:space="preserve">- 프로젝트에 </w:t>
             </w:r>
             <w:proofErr w:type="spellStart"/>
             <w:r>
-              <w:t>논블로킹</w:t>
+              <w:rPr>
+                <w:rFonts w:hint="eastAsia"/>
+              </w:rPr>
+              <w:t>protobuf</w:t>
             </w:r>
             <w:proofErr w:type="spellEnd"/>
             <w:r>
-              <w:t xml:space="preserve"> I/O로 프로젝트에 서버/클라이언트 연결 구현</w:t>
+              <w:rPr>
+                <w:rFonts w:hint="eastAsia"/>
+              </w:rPr>
+              <w:t xml:space="preserve"> 추가</w:t>
             </w:r>
           </w:p>
         </w:tc>
@@ -682,11 +693,6 @@
             </w:r>
           </w:p>
           <w:p>
-            <w:pPr>
-              <w:rPr>
-                <w:rFonts w:hint="eastAsia"/>
-              </w:rPr>
-            </w:pPr>
             <w:r>
               <w:rPr>
                 <w:rFonts w:hint="eastAsia"/>
@@ -2080,6 +2086,7 @@
   <w:style w:type="character" w:default="1" w:styleId="a0">
     <w:name w:val="Default Paragraph Font"/>
     <w:uiPriority w:val="1"/>
+    <w:semiHidden/>
     <w:unhideWhenUsed/>
   </w:style>
   <w:style w:type="table" w:default="1" w:styleId="a1">

--- a/작업일지/2주차.docx
+++ b/작업일지/2주차.docx
@@ -207,7 +207,6 @@
                 <w:bCs/>
               </w:rPr>
             </w:pPr>
-            <w:proofErr w:type="spellStart"/>
             <w:r>
               <w:rPr>
                 <w:rFonts w:hint="eastAsia"/>
@@ -216,7 +215,6 @@
               </w:rPr>
               <w:t>팀명</w:t>
             </w:r>
-            <w:proofErr w:type="spellEnd"/>
           </w:p>
         </w:tc>
         <w:tc>
@@ -286,21 +284,7 @@
               <w:rPr>
                 <w:rFonts w:hint="eastAsia"/>
               </w:rPr>
-              <w:t xml:space="preserve"> </w:t>
-            </w:r>
-            <w:proofErr w:type="spellStart"/>
-            <w:r>
-              <w:rPr>
-                <w:rFonts w:hint="eastAsia"/>
-              </w:rPr>
-              <w:t>윤이하나</w:t>
-            </w:r>
-            <w:proofErr w:type="spellEnd"/>
-            <w:r>
-              <w:rPr>
-                <w:rFonts w:hint="eastAsia"/>
-              </w:rPr>
-              <w:t xml:space="preserve">(기획, </w:t>
+              <w:t xml:space="preserve"> 윤이하나(기획, </w:t>
             </w:r>
             <w:r>
               <w:rPr>
@@ -493,7 +477,6 @@
                 <w:bCs/>
               </w:rPr>
             </w:pPr>
-            <w:proofErr w:type="spellStart"/>
             <w:r>
               <w:rPr>
                 <w:rFonts w:hint="eastAsia"/>
@@ -502,7 +485,6 @@
               </w:rPr>
               <w:t>윤이하나</w:t>
             </w:r>
-            <w:proofErr w:type="spellEnd"/>
           </w:p>
         </w:tc>
         <w:tc>
@@ -590,40 +572,16 @@
               </w:rPr>
               <w:t xml:space="preserve">- </w:t>
             </w:r>
-            <w:proofErr w:type="spellStart"/>
-            <w:r>
-              <w:t>논블로킹</w:t>
-            </w:r>
-            <w:proofErr w:type="spellEnd"/>
-            <w:r>
-              <w:t xml:space="preserve"> I/O로 프로젝트에 서버/클라이언트 연결 구현</w:t>
-            </w:r>
-          </w:p>
-          <w:p>
-            <w:pPr>
-              <w:rPr>
-                <w:rFonts w:hint="eastAsia"/>
-              </w:rPr>
-            </w:pPr>
-            <w:r>
-              <w:rPr>
-                <w:rFonts w:hint="eastAsia"/>
-              </w:rPr>
-              <w:t xml:space="preserve">- 프로젝트에 </w:t>
-            </w:r>
-            <w:proofErr w:type="spellStart"/>
-            <w:r>
-              <w:rPr>
-                <w:rFonts w:hint="eastAsia"/>
-              </w:rPr>
-              <w:t>protobuf</w:t>
-            </w:r>
-            <w:proofErr w:type="spellEnd"/>
-            <w:r>
-              <w:rPr>
-                <w:rFonts w:hint="eastAsia"/>
-              </w:rPr>
-              <w:t xml:space="preserve"> 추가</w:t>
+            <w:r>
+              <w:t>논블로킹 I/O로 프로젝트에 서버/클라이언트 연결 구현</w:t>
+            </w:r>
+          </w:p>
+          <w:p>
+            <w:r>
+              <w:rPr>
+                <w:rFonts w:hint="eastAsia"/>
+              </w:rPr>
+              <w:t>- 프로젝트에 protobuf 추가</w:t>
             </w:r>
           </w:p>
         </w:tc>
@@ -672,13 +630,8 @@
               </w:rPr>
               <w:t xml:space="preserve">- </w:t>
             </w:r>
-            <w:proofErr w:type="spellStart"/>
-            <w:r>
-              <w:t>루나책</w:t>
-            </w:r>
-            <w:proofErr w:type="spellEnd"/>
-            <w:r>
-              <w:t xml:space="preserve"> 4장(p.103~188)</w:t>
+            <w:r>
+              <w:t>루나책 4장(p.103~188)</w:t>
             </w:r>
           </w:p>
           <w:p>
@@ -751,7 +704,6 @@
                 <w:bCs/>
               </w:rPr>
             </w:pPr>
-            <w:proofErr w:type="spellStart"/>
             <w:r>
               <w:rPr>
                 <w:rFonts w:hint="eastAsia"/>
@@ -760,7 +712,6 @@
               </w:rPr>
               <w:t>윤이하나</w:t>
             </w:r>
-            <w:proofErr w:type="spellEnd"/>
           </w:p>
         </w:tc>
         <w:tc>
@@ -830,7 +781,130 @@
           <w:tcPr>
             <w:tcW w:w="9214" w:type="dxa"/>
           </w:tcPr>
+          <w:p>
+            <w:pPr>
+              <w:rPr>
+                <w:rFonts w:hint="eastAsia"/>
+              </w:rPr>
+            </w:pPr>
+            <w:r>
+              <w:rPr>
+                <w:rFonts w:hint="eastAsia"/>
+              </w:rPr>
+              <w:t>- 따라하기 18 조명 구현하는데 정말 오래 걸렸다. 분명 코드를 똑같이 쳤는데 자꾸 오류가 발생해서 2번이나 갈아 엎었다. 그래서 그냥 새로운 프로젝트에 다시 작성했다. 그런데 조명이 플레이어에 붙어있어서 천장에 고정된 조명으로 수정하려고 한다. 또, 기존에 작성했던 큐브 색깔 바꾸는 것과 3인칭에서 x축을 기준으로 회전하는 부분(너무 어지럽게 빙빙 돎. 플레이어 말고 카메라만 회전하도록 수정해야 할 듯)도 다시 수정해야 한다.</w:t>
+            </w:r>
+          </w:p>
+          <w:p>
+            <w:r>
+              <w:lastRenderedPageBreak/>
+              <w:drawing>
+                <wp:anchor distT="0" distB="0" distL="114300" distR="114300" simplePos="0" relativeHeight="251659264" behindDoc="0" locked="0" layoutInCell="1" allowOverlap="1" wp14:anchorId="133FC6EC" wp14:editId="1B46333D">
+                  <wp:simplePos x="0" y="0"/>
+                  <wp:positionH relativeFrom="column">
+                    <wp:posOffset>-2540</wp:posOffset>
+                  </wp:positionH>
+                  <wp:positionV relativeFrom="paragraph">
+                    <wp:posOffset>243840</wp:posOffset>
+                  </wp:positionV>
+                  <wp:extent cx="3749040" cy="2711116"/>
+                  <wp:effectExtent l="0" t="0" r="3810" b="0"/>
+                  <wp:wrapTopAndBottom/>
+                  <wp:docPr id="709538292" name="그림 2"/>
+                  <wp:cNvGraphicFramePr>
+                    <a:graphicFrameLocks xmlns:a="http://schemas.openxmlformats.org/drawingml/2006/main" noChangeAspect="1"/>
+                  </wp:cNvGraphicFramePr>
+                  <a:graphic xmlns:a="http://schemas.openxmlformats.org/drawingml/2006/main">
+                    <a:graphicData uri="http://schemas.openxmlformats.org/drawingml/2006/picture">
+                      <pic:pic xmlns:pic="http://schemas.openxmlformats.org/drawingml/2006/picture">
+                        <pic:nvPicPr>
+                          <pic:cNvPr id="0" name="Picture 6"/>
+                          <pic:cNvPicPr>
+                            <a:picLocks noChangeAspect="1" noChangeArrowheads="1"/>
+                          </pic:cNvPicPr>
+                        </pic:nvPicPr>
+                        <pic:blipFill>
+                          <a:blip r:embed="rId7" cstate="print">
+                            <a:extLst>
+                              <a:ext uri="{28A0092B-C50C-407E-A947-70E740481C1C}">
+                                <a14:useLocalDpi xmlns:a14="http://schemas.microsoft.com/office/drawing/2010/main" val="0"/>
+                              </a:ext>
+                            </a:extLst>
+                          </a:blip>
+                          <a:srcRect/>
+                          <a:stretch>
+                            <a:fillRect/>
+                          </a:stretch>
+                        </pic:blipFill>
+                        <pic:spPr bwMode="auto">
+                          <a:xfrm>
+                            <a:off x="0" y="0"/>
+                            <a:ext cx="3749040" cy="2711116"/>
+                          </a:xfrm>
+                          <a:prstGeom prst="rect">
+                            <a:avLst/>
+                          </a:prstGeom>
+                          <a:noFill/>
+                          <a:ln>
+                            <a:noFill/>
+                          </a:ln>
+                        </pic:spPr>
+                      </pic:pic>
+                    </a:graphicData>
+                  </a:graphic>
+                </wp:anchor>
+              </w:drawing>
+            </w:r>
+          </w:p>
           <w:p/>
+          <w:p>
+            <w:r>
+              <w:rPr>
+                <w:rFonts w:hint="eastAsia"/>
+              </w:rPr>
+              <w:t xml:space="preserve">- 루나책 4장 정독 완료했다. </w:t>
+            </w:r>
+            <w:r>
+              <w:rPr>
+                <w:rFonts w:hint="eastAsia"/>
+              </w:rPr>
+              <w:t xml:space="preserve">매일 15페이지 정도 공부하니 적당했다. </w:t>
+            </w:r>
+          </w:p>
+          <w:p/>
+          <w:p>
+            <w:pPr>
+              <w:rPr>
+                <w:rFonts w:hint="eastAsia"/>
+              </w:rPr>
+            </w:pPr>
+            <w:r>
+              <w:rPr>
+                <w:rFonts w:hint="eastAsia"/>
+              </w:rPr>
+              <w:t>- 서버 코드 정독하지 못했다.</w:t>
+            </w:r>
+          </w:p>
+          <w:p>
+            <w:r>
+              <w:rPr>
+                <w:rFonts w:hint="eastAsia"/>
+              </w:rPr>
+              <w:t xml:space="preserve">- TCP/IP 소켓 프로그래밍 책 3-4, 4-1, 4-2 절반 정독했다. </w:t>
+            </w:r>
+          </w:p>
+          <w:p>
+            <w:pPr>
+              <w:rPr>
+                <w:rFonts w:hint="eastAsia"/>
+              </w:rPr>
+            </w:pPr>
+            <w:r>
+              <w:rPr>
+                <w:rFonts w:hint="eastAsia"/>
+              </w:rPr>
+              <w:t>(지금은 서버보다 DX12가 더 급해서 일단 다렉에 더 시간을 쏟고 있다.)</w:t>
+            </w:r>
+          </w:p>
         </w:tc>
       </w:tr>
     </w:tbl>
@@ -2086,7 +2160,6 @@
   <w:style w:type="character" w:default="1" w:styleId="a0">
     <w:name w:val="Default Paragraph Font"/>
     <w:uiPriority w:val="1"/>
-    <w:semiHidden/>
     <w:unhideWhenUsed/>
   </w:style>
   <w:style w:type="table" w:default="1" w:styleId="a1">

--- a/작업일지/2주차.docx
+++ b/작업일지/2주차.docx
@@ -207,6 +207,7 @@
                 <w:bCs/>
               </w:rPr>
             </w:pPr>
+            <w:proofErr w:type="spellStart"/>
             <w:r>
               <w:rPr>
                 <w:rFonts w:hint="eastAsia"/>
@@ -215,6 +216,7 @@
               </w:rPr>
               <w:t>팀명</w:t>
             </w:r>
+            <w:proofErr w:type="spellEnd"/>
           </w:p>
         </w:tc>
         <w:tc>
@@ -321,7 +323,21 @@
               <w:rPr>
                 <w:rFonts w:hint="eastAsia"/>
               </w:rPr>
-              <w:t>2022182035 임채은(클라/서버)</w:t>
+              <w:t xml:space="preserve">2022182035 </w:t>
+            </w:r>
+            <w:proofErr w:type="spellStart"/>
+            <w:r>
+              <w:rPr>
+                <w:rFonts w:hint="eastAsia"/>
+              </w:rPr>
+              <w:t>임채은</w:t>
+            </w:r>
+            <w:proofErr w:type="spellEnd"/>
+            <w:r>
+              <w:rPr>
+                <w:rFonts w:hint="eastAsia"/>
+              </w:rPr>
+              <w:t>(클라/서버)</w:t>
             </w:r>
           </w:p>
         </w:tc>
@@ -572,16 +588,35 @@
               </w:rPr>
               <w:t xml:space="preserve">- </w:t>
             </w:r>
-            <w:r>
-              <w:t>논블로킹 I/O로 프로젝트에 서버/클라이언트 연결 구현</w:t>
-            </w:r>
-          </w:p>
-          <w:p>
-            <w:r>
-              <w:rPr>
-                <w:rFonts w:hint="eastAsia"/>
-              </w:rPr>
-              <w:t>- 프로젝트에 protobuf 추가</w:t>
+            <w:proofErr w:type="spellStart"/>
+            <w:r>
+              <w:t>논블로킹</w:t>
+            </w:r>
+            <w:proofErr w:type="spellEnd"/>
+            <w:r>
+              <w:t xml:space="preserve"> I/O로 프로젝트에 서버/클라이언트 연결 구현</w:t>
+            </w:r>
+          </w:p>
+          <w:p>
+            <w:r>
+              <w:rPr>
+                <w:rFonts w:hint="eastAsia"/>
+              </w:rPr>
+              <w:t xml:space="preserve">- 프로젝트에 </w:t>
+            </w:r>
+            <w:proofErr w:type="spellStart"/>
+            <w:r>
+              <w:rPr>
+                <w:rFonts w:hint="eastAsia"/>
+              </w:rPr>
+              <w:t>protobuf</w:t>
+            </w:r>
+            <w:proofErr w:type="spellEnd"/>
+            <w:r>
+              <w:rPr>
+                <w:rFonts w:hint="eastAsia"/>
+              </w:rPr>
+              <w:t xml:space="preserve"> 추가</w:t>
             </w:r>
           </w:p>
         </w:tc>
@@ -598,6 +633,7 @@
                 <w:bCs/>
               </w:rPr>
             </w:pPr>
+            <w:proofErr w:type="spellStart"/>
             <w:r>
               <w:rPr>
                 <w:rFonts w:hint="eastAsia"/>
@@ -606,6 +642,7 @@
               </w:rPr>
               <w:t>임채은</w:t>
             </w:r>
+            <w:proofErr w:type="spellEnd"/>
           </w:p>
         </w:tc>
         <w:tc>
@@ -630,8 +667,13 @@
               </w:rPr>
               <w:t xml:space="preserve">- </w:t>
             </w:r>
-            <w:r>
-              <w:t>루나책 4장(p.103~188)</w:t>
+            <w:proofErr w:type="spellStart"/>
+            <w:r>
+              <w:t>루나책</w:t>
+            </w:r>
+            <w:proofErr w:type="spellEnd"/>
+            <w:r>
+              <w:t xml:space="preserve"> 4장(p.103~188)</w:t>
             </w:r>
           </w:p>
           <w:p>
@@ -719,10 +761,213 @@
             <w:tcW w:w="9214" w:type="dxa"/>
           </w:tcPr>
           <w:p>
-            <w:pPr>
-              <w:pStyle w:val="a6"/>
-              <w:ind w:left="880"/>
-            </w:pPr>
+            <w:r>
+              <w:rPr>
+                <w:rFonts w:hint="eastAsia"/>
+              </w:rPr>
+              <w:t xml:space="preserve">- 게임 기획서 작성: </w:t>
+            </w:r>
+          </w:p>
+          <w:p>
+            <w:r>
+              <w:rPr>
+                <w:rFonts w:hint="eastAsia"/>
+              </w:rPr>
+              <w:t xml:space="preserve">전체적인 기획서(제안서?)를 작성하는 것이 너무 오랜만이라 어떤 정보가 포함되어야 할 지 잘 모르겠다. 저번 </w:t>
+            </w:r>
+            <w:proofErr w:type="spellStart"/>
+            <w:r>
+              <w:rPr>
+                <w:rFonts w:hint="eastAsia"/>
+              </w:rPr>
+              <w:t>MagicalSubway</w:t>
+            </w:r>
+            <w:proofErr w:type="spellEnd"/>
+            <w:r>
+              <w:rPr>
+                <w:rFonts w:hint="eastAsia"/>
+              </w:rPr>
+              <w:t xml:space="preserve">(이하 </w:t>
+            </w:r>
+            <w:proofErr w:type="spellStart"/>
+            <w:r>
+              <w:rPr>
+                <w:rFonts w:hint="eastAsia"/>
+              </w:rPr>
+              <w:t>MaSu</w:t>
+            </w:r>
+            <w:proofErr w:type="spellEnd"/>
+            <w:r>
+              <w:rPr>
+                <w:rFonts w:hint="eastAsia"/>
+              </w:rPr>
+              <w:t>)</w:t>
+            </w:r>
+            <w:r>
+              <w:rPr>
+                <w:rFonts w:hint="eastAsia"/>
+              </w:rPr>
+              <w:t>의 최초 기획서는 다른 기획자들에게 보여주기 위한 용도였지만 현재 작성 중인 기획서는 개발자에게 보여주는 용도이다. 기획자를 위한 문서와 똑같이 작성하면 불필요한 정보가 많을 것 같아 읽기 어려울 점이 걱정된다. 아직 기획서에 내용이 그다지 없는데, 추가하고 싶은 기획</w:t>
+            </w:r>
+            <w:r>
+              <w:rPr>
+                <w:rFonts w:hint="eastAsia"/>
+              </w:rPr>
+              <w:t>이</w:t>
+            </w:r>
+            <w:r>
+              <w:rPr>
+                <w:rFonts w:hint="eastAsia"/>
+              </w:rPr>
+              <w:t xml:space="preserve"> 여럿 있으나 내용들이 아직 아이디어 단계인 상태에서 그것들을 문서에 넣는 것이 옳은 선택인지 잘 모르겠다.</w:t>
+            </w:r>
+          </w:p>
+          <w:p/>
+          <w:p>
+            <w:r>
+              <w:rPr>
+                <w:rFonts w:hint="eastAsia"/>
+              </w:rPr>
+              <w:t xml:space="preserve">- 플레이어 전투 기획 초안 작성: </w:t>
+            </w:r>
+          </w:p>
+          <w:p>
+            <w:proofErr w:type="spellStart"/>
+            <w:r>
+              <w:rPr>
+                <w:rFonts w:hint="eastAsia"/>
+              </w:rPr>
+              <w:t>Ma</w:t>
+            </w:r>
+            <w:r>
+              <w:rPr>
+                <w:rFonts w:hint="eastAsia"/>
+              </w:rPr>
+              <w:t>Su</w:t>
+            </w:r>
+            <w:proofErr w:type="spellEnd"/>
+            <w:r>
+              <w:rPr>
+                <w:rFonts w:hint="eastAsia"/>
+              </w:rPr>
+              <w:t xml:space="preserve"> 때는 몬스터나 게임의 내용(플레이) 등이 어렴풋이 머릿속에 다 있었</w:t>
+            </w:r>
+            <w:r>
+              <w:rPr>
+                <w:rFonts w:hint="eastAsia"/>
+              </w:rPr>
+              <w:t xml:space="preserve">고, </w:t>
+            </w:r>
+            <w:r>
+              <w:t>‘</w:t>
+            </w:r>
+            <w:r>
+              <w:rPr>
+                <w:rFonts w:hint="eastAsia"/>
+              </w:rPr>
+              <w:t>전투</w:t>
+            </w:r>
+            <w:r>
+              <w:t>’</w:t>
+            </w:r>
+            <w:r>
+              <w:rPr>
+                <w:rFonts w:hint="eastAsia"/>
+              </w:rPr>
+              <w:t xml:space="preserve"> 기획이란 것은 그다지 없었다.</w:t>
+            </w:r>
+            <w:r>
+              <w:rPr>
+                <w:rFonts w:hint="eastAsia"/>
+              </w:rPr>
+              <w:t xml:space="preserve"> </w:t>
+            </w:r>
+            <w:r>
+              <w:rPr>
+                <w:rFonts w:hint="eastAsia"/>
+              </w:rPr>
+              <w:t xml:space="preserve">또 </w:t>
+            </w:r>
+            <w:proofErr w:type="spellStart"/>
+            <w:r>
+              <w:rPr>
+                <w:rFonts w:hint="eastAsia"/>
+              </w:rPr>
+              <w:t>MaSu</w:t>
+            </w:r>
+            <w:proofErr w:type="spellEnd"/>
+            <w:r>
+              <w:rPr>
+                <w:rFonts w:hint="eastAsia"/>
+              </w:rPr>
+              <w:t>는 몬스터 별로 공격 유형이나 패턴이 크게 변하지 않</w:t>
+            </w:r>
+            <w:r>
+              <w:rPr>
+                <w:rFonts w:hint="eastAsia"/>
+              </w:rPr>
+              <w:t>았지만</w:t>
+            </w:r>
+            <w:r>
+              <w:rPr>
+                <w:rFonts w:hint="eastAsia"/>
+              </w:rPr>
+              <w:t xml:space="preserve"> </w:t>
+            </w:r>
+            <w:r>
+              <w:rPr>
+                <w:rFonts w:hint="eastAsia"/>
+              </w:rPr>
+              <w:t>이번 게임은</w:t>
+            </w:r>
+            <w:r>
+              <w:rPr>
+                <w:rFonts w:hint="eastAsia"/>
+              </w:rPr>
+              <w:t xml:space="preserve"> 그렇지 않아서</w:t>
+            </w:r>
+            <w:r>
+              <w:rPr>
+                <w:rFonts w:hint="eastAsia"/>
+              </w:rPr>
+              <w:t xml:space="preserve"> </w:t>
+            </w:r>
+            <w:r>
+              <w:rPr>
+                <w:rFonts w:hint="eastAsia"/>
+              </w:rPr>
+              <w:t>전투 기획서를 어떻게 작성해야 할 지 감이 잘 오지 않는다. 게임 기획서를 작성한 후에 쓰는 것이 더 나았을까?</w:t>
+            </w:r>
+          </w:p>
+          <w:p/>
+          <w:p>
+            <w:r>
+              <w:rPr>
+                <w:rFonts w:hint="eastAsia"/>
+              </w:rPr>
+              <w:lastRenderedPageBreak/>
+              <w:t xml:space="preserve">- </w:t>
+            </w:r>
+            <w:r>
+              <w:rPr>
+                <w:rFonts w:hint="eastAsia"/>
+              </w:rPr>
+              <w:t>한 주 회고:</w:t>
+            </w:r>
+          </w:p>
+          <w:p>
+            <w:r>
+              <w:rPr>
+                <w:rFonts w:hint="eastAsia"/>
+              </w:rPr>
+              <w:t>무엇이든 한 다음에 생각하는 것이 아무것도 하지 않고 생각만 하는 것보다 낫다는</w:t>
+            </w:r>
+            <w:r>
+              <w:rPr>
+                <w:rFonts w:hint="eastAsia"/>
+              </w:rPr>
+              <w:t xml:space="preserve"> 점을 명심해야 한다.</w:t>
+            </w:r>
           </w:p>
         </w:tc>
       </w:tr>
@@ -744,6 +989,7 @@
                 <w:b/>
                 <w:bCs/>
               </w:rPr>
+              <w:lastRenderedPageBreak/>
               <w:t>임수영</w:t>
             </w:r>
           </w:p>
@@ -767,6 +1013,7 @@
                 <w:bCs/>
               </w:rPr>
             </w:pPr>
+            <w:proofErr w:type="spellStart"/>
             <w:r>
               <w:rPr>
                 <w:rFonts w:hint="eastAsia"/>
@@ -775,6 +1022,7 @@
               </w:rPr>
               <w:t>임채은</w:t>
             </w:r>
+            <w:proofErr w:type="spellEnd"/>
           </w:p>
         </w:tc>
         <w:tc>
@@ -782,11 +1030,6 @@
             <w:tcW w:w="9214" w:type="dxa"/>
           </w:tcPr>
           <w:p>
-            <w:pPr>
-              <w:rPr>
-                <w:rFonts w:hint="eastAsia"/>
-              </w:rPr>
-            </w:pPr>
             <w:r>
               <w:rPr>
                 <w:rFonts w:hint="eastAsia"/>
@@ -796,9 +1039,11 @@
           </w:p>
           <w:p>
             <w:r>
-              <w:lastRenderedPageBreak/>
+              <w:rPr>
+                <w:noProof/>
+              </w:rPr>
               <w:drawing>
-                <wp:anchor distT="0" distB="0" distL="114300" distR="114300" simplePos="0" relativeHeight="251659264" behindDoc="0" locked="0" layoutInCell="1" allowOverlap="1" wp14:anchorId="133FC6EC" wp14:editId="1B46333D">
+                <wp:anchor distT="0" distB="0" distL="114300" distR="114300" simplePos="0" relativeHeight="251659264" behindDoc="0" locked="0" layoutInCell="1" allowOverlap="1" wp14:anchorId="133FC6EC" wp14:editId="1E063EA5">
                   <wp:simplePos x="0" y="0"/>
                   <wp:positionH relativeFrom="column">
                     <wp:posOffset>-2540</wp:posOffset>
@@ -861,7 +1106,21 @@
               <w:rPr>
                 <w:rFonts w:hint="eastAsia"/>
               </w:rPr>
-              <w:t xml:space="preserve">- 루나책 4장 정독 완료했다. </w:t>
+              <w:t xml:space="preserve">- </w:t>
+            </w:r>
+            <w:proofErr w:type="spellStart"/>
+            <w:r>
+              <w:rPr>
+                <w:rFonts w:hint="eastAsia"/>
+              </w:rPr>
+              <w:t>루나책</w:t>
+            </w:r>
+            <w:proofErr w:type="spellEnd"/>
+            <w:r>
+              <w:rPr>
+                <w:rFonts w:hint="eastAsia"/>
+              </w:rPr>
+              <w:t xml:space="preserve"> 4장 정독 완료했다. </w:t>
             </w:r>
             <w:r>
               <w:rPr>
@@ -872,37 +1131,69 @@
           </w:p>
           <w:p/>
           <w:p>
-            <w:pPr>
-              <w:rPr>
-                <w:rFonts w:hint="eastAsia"/>
-              </w:rPr>
-            </w:pPr>
-            <w:r>
-              <w:rPr>
-                <w:rFonts w:hint="eastAsia"/>
-              </w:rPr>
-              <w:t>- 서버 코드 정독하지 못했다.</w:t>
-            </w:r>
-          </w:p>
-          <w:p>
-            <w:r>
-              <w:rPr>
-                <w:rFonts w:hint="eastAsia"/>
-              </w:rPr>
-              <w:t xml:space="preserve">- TCP/IP 소켓 프로그래밍 책 3-4, 4-1, 4-2 절반 정독했다. </w:t>
-            </w:r>
-          </w:p>
-          <w:p>
-            <w:pPr>
-              <w:rPr>
-                <w:rFonts w:hint="eastAsia"/>
-              </w:rPr>
-            </w:pPr>
-            <w:r>
-              <w:rPr>
-                <w:rFonts w:hint="eastAsia"/>
-              </w:rPr>
-              <w:t>(지금은 서버보다 DX12가 더 급해서 일단 다렉에 더 시간을 쏟고 있다.)</w:t>
+            <w:r>
+              <w:rPr>
+                <w:rFonts w:hint="eastAsia"/>
+              </w:rPr>
+              <w:t xml:space="preserve">- 서버 코드 </w:t>
+            </w:r>
+            <w:proofErr w:type="spellStart"/>
+            <w:r>
+              <w:rPr>
+                <w:rFonts w:hint="eastAsia"/>
+              </w:rPr>
+              <w:t>정독하지</w:t>
+            </w:r>
+            <w:proofErr w:type="spellEnd"/>
+            <w:r>
+              <w:rPr>
+                <w:rFonts w:hint="eastAsia"/>
+              </w:rPr>
+              <w:t xml:space="preserve"> 못했다.</w:t>
+            </w:r>
+          </w:p>
+          <w:p>
+            <w:r>
+              <w:rPr>
+                <w:rFonts w:hint="eastAsia"/>
+              </w:rPr>
+              <w:t xml:space="preserve">- TCP/IP 소켓 프로그래밍 책 3-4, 4-1, 4-2 절반 </w:t>
+            </w:r>
+            <w:proofErr w:type="spellStart"/>
+            <w:r>
+              <w:rPr>
+                <w:rFonts w:hint="eastAsia"/>
+              </w:rPr>
+              <w:t>정독했다</w:t>
+            </w:r>
+            <w:proofErr w:type="spellEnd"/>
+            <w:r>
+              <w:rPr>
+                <w:rFonts w:hint="eastAsia"/>
+              </w:rPr>
+              <w:t xml:space="preserve">. </w:t>
+            </w:r>
+          </w:p>
+          <w:p>
+            <w:r>
+              <w:rPr>
+                <w:rFonts w:hint="eastAsia"/>
+              </w:rPr>
+              <w:t xml:space="preserve">(지금은 서버보다 DX12가 더 급해서 일단 </w:t>
+            </w:r>
+            <w:proofErr w:type="spellStart"/>
+            <w:r>
+              <w:rPr>
+                <w:rFonts w:hint="eastAsia"/>
+              </w:rPr>
+              <w:t>다렉에</w:t>
+            </w:r>
+            <w:proofErr w:type="spellEnd"/>
+            <w:r>
+              <w:rPr>
+                <w:rFonts w:hint="eastAsia"/>
+              </w:rPr>
+              <w:t xml:space="preserve"> 더 시간을 쏟고 있다.)</w:t>
             </w:r>
           </w:p>
         </w:tc>
@@ -1128,6 +1419,118 @@
     </w:lvl>
   </w:abstractNum>
   <w:abstractNum w:abstractNumId="1" w15:restartNumberingAfterBreak="0">
+    <w:nsid w:val="0609459A"/>
+    <w:multiLevelType w:val="hybridMultilevel"/>
+    <w:tmpl w:val="E702FDD4"/>
+    <w:lvl w:ilvl="0" w:tplc="F322FBF8">
+      <w:numFmt w:val="bullet"/>
+      <w:lvlText w:val="-"/>
+      <w:lvlJc w:val="left"/>
+      <w:pPr>
+        <w:ind w:left="800" w:hanging="360"/>
+      </w:pPr>
+      <w:rPr>
+        <w:rFonts w:ascii="맑은 고딕" w:eastAsia="맑은 고딕" w:hAnsi="맑은 고딕" w:cstheme="minorBidi" w:hint="eastAsia"/>
+      </w:rPr>
+    </w:lvl>
+    <w:lvl w:ilvl="1" w:tplc="04090003" w:tentative="1">
+      <w:start w:val="1"/>
+      <w:numFmt w:val="bullet"/>
+      <w:lvlText w:val=""/>
+      <w:lvlJc w:val="left"/>
+      <w:pPr>
+        <w:ind w:left="1320" w:hanging="440"/>
+      </w:pPr>
+      <w:rPr>
+        <w:rFonts w:ascii="Wingdings" w:hAnsi="Wingdings" w:hint="default"/>
+      </w:rPr>
+    </w:lvl>
+    <w:lvl w:ilvl="2" w:tplc="04090005" w:tentative="1">
+      <w:start w:val="1"/>
+      <w:numFmt w:val="bullet"/>
+      <w:lvlText w:val=""/>
+      <w:lvlJc w:val="left"/>
+      <w:pPr>
+        <w:ind w:left="1760" w:hanging="440"/>
+      </w:pPr>
+      <w:rPr>
+        <w:rFonts w:ascii="Wingdings" w:hAnsi="Wingdings" w:hint="default"/>
+      </w:rPr>
+    </w:lvl>
+    <w:lvl w:ilvl="3" w:tplc="04090001" w:tentative="1">
+      <w:start w:val="1"/>
+      <w:numFmt w:val="bullet"/>
+      <w:lvlText w:val=""/>
+      <w:lvlJc w:val="left"/>
+      <w:pPr>
+        <w:ind w:left="2200" w:hanging="440"/>
+      </w:pPr>
+      <w:rPr>
+        <w:rFonts w:ascii="Wingdings" w:hAnsi="Wingdings" w:hint="default"/>
+      </w:rPr>
+    </w:lvl>
+    <w:lvl w:ilvl="4" w:tplc="04090003" w:tentative="1">
+      <w:start w:val="1"/>
+      <w:numFmt w:val="bullet"/>
+      <w:lvlText w:val=""/>
+      <w:lvlJc w:val="left"/>
+      <w:pPr>
+        <w:ind w:left="2640" w:hanging="440"/>
+      </w:pPr>
+      <w:rPr>
+        <w:rFonts w:ascii="Wingdings" w:hAnsi="Wingdings" w:hint="default"/>
+      </w:rPr>
+    </w:lvl>
+    <w:lvl w:ilvl="5" w:tplc="04090005" w:tentative="1">
+      <w:start w:val="1"/>
+      <w:numFmt w:val="bullet"/>
+      <w:lvlText w:val=""/>
+      <w:lvlJc w:val="left"/>
+      <w:pPr>
+        <w:ind w:left="3080" w:hanging="440"/>
+      </w:pPr>
+      <w:rPr>
+        <w:rFonts w:ascii="Wingdings" w:hAnsi="Wingdings" w:hint="default"/>
+      </w:rPr>
+    </w:lvl>
+    <w:lvl w:ilvl="6" w:tplc="04090001" w:tentative="1">
+      <w:start w:val="1"/>
+      <w:numFmt w:val="bullet"/>
+      <w:lvlText w:val=""/>
+      <w:lvlJc w:val="left"/>
+      <w:pPr>
+        <w:ind w:left="3520" w:hanging="440"/>
+      </w:pPr>
+      <w:rPr>
+        <w:rFonts w:ascii="Wingdings" w:hAnsi="Wingdings" w:hint="default"/>
+      </w:rPr>
+    </w:lvl>
+    <w:lvl w:ilvl="7" w:tplc="04090003" w:tentative="1">
+      <w:start w:val="1"/>
+      <w:numFmt w:val="bullet"/>
+      <w:lvlText w:val=""/>
+      <w:lvlJc w:val="left"/>
+      <w:pPr>
+        <w:ind w:left="3960" w:hanging="440"/>
+      </w:pPr>
+      <w:rPr>
+        <w:rFonts w:ascii="Wingdings" w:hAnsi="Wingdings" w:hint="default"/>
+      </w:rPr>
+    </w:lvl>
+    <w:lvl w:ilvl="8" w:tplc="04090005" w:tentative="1">
+      <w:start w:val="1"/>
+      <w:numFmt w:val="bullet"/>
+      <w:lvlText w:val=""/>
+      <w:lvlJc w:val="left"/>
+      <w:pPr>
+        <w:ind w:left="4400" w:hanging="440"/>
+      </w:pPr>
+      <w:rPr>
+        <w:rFonts w:ascii="Wingdings" w:hAnsi="Wingdings" w:hint="default"/>
+      </w:rPr>
+    </w:lvl>
+  </w:abstractNum>
+  <w:abstractNum w:abstractNumId="2" w15:restartNumberingAfterBreak="0">
     <w:nsid w:val="1A3D51DD"/>
     <w:multiLevelType w:val="hybridMultilevel"/>
     <w:tmpl w:val="AB6AAB92"/>
@@ -1240,7 +1643,7 @@
       </w:rPr>
     </w:lvl>
   </w:abstractNum>
-  <w:abstractNum w:abstractNumId="2" w15:restartNumberingAfterBreak="0">
+  <w:abstractNum w:abstractNumId="3" w15:restartNumberingAfterBreak="0">
     <w:nsid w:val="218F2F6C"/>
     <w:multiLevelType w:val="multilevel"/>
     <w:tmpl w:val="E31C3550"/>
@@ -1389,7 +1792,7 @@
       </w:rPr>
     </w:lvl>
   </w:abstractNum>
-  <w:abstractNum w:abstractNumId="3" w15:restartNumberingAfterBreak="0">
+  <w:abstractNum w:abstractNumId="4" w15:restartNumberingAfterBreak="0">
     <w:nsid w:val="4EC64A23"/>
     <w:multiLevelType w:val="multilevel"/>
     <w:tmpl w:val="BC92B3FC"/>
@@ -1538,17 +1941,365 @@
       </w:rPr>
     </w:lvl>
   </w:abstractNum>
+  <w:abstractNum w:abstractNumId="5" w15:restartNumberingAfterBreak="0">
+    <w:nsid w:val="57EE0C1B"/>
+    <w:multiLevelType w:val="hybridMultilevel"/>
+    <w:tmpl w:val="63924A3E"/>
+    <w:lvl w:ilvl="0" w:tplc="BADAD412">
+      <w:numFmt w:val="bullet"/>
+      <w:lvlText w:val="-"/>
+      <w:lvlJc w:val="left"/>
+      <w:pPr>
+        <w:ind w:left="800" w:hanging="360"/>
+      </w:pPr>
+      <w:rPr>
+        <w:rFonts w:ascii="맑은 고딕" w:eastAsia="맑은 고딕" w:hAnsi="맑은 고딕" w:cstheme="minorBidi" w:hint="eastAsia"/>
+      </w:rPr>
+    </w:lvl>
+    <w:lvl w:ilvl="1" w:tplc="04090003" w:tentative="1">
+      <w:start w:val="1"/>
+      <w:numFmt w:val="bullet"/>
+      <w:lvlText w:val=""/>
+      <w:lvlJc w:val="left"/>
+      <w:pPr>
+        <w:ind w:left="1320" w:hanging="440"/>
+      </w:pPr>
+      <w:rPr>
+        <w:rFonts w:ascii="Wingdings" w:hAnsi="Wingdings" w:hint="default"/>
+      </w:rPr>
+    </w:lvl>
+    <w:lvl w:ilvl="2" w:tplc="04090005" w:tentative="1">
+      <w:start w:val="1"/>
+      <w:numFmt w:val="bullet"/>
+      <w:lvlText w:val=""/>
+      <w:lvlJc w:val="left"/>
+      <w:pPr>
+        <w:ind w:left="1760" w:hanging="440"/>
+      </w:pPr>
+      <w:rPr>
+        <w:rFonts w:ascii="Wingdings" w:hAnsi="Wingdings" w:hint="default"/>
+      </w:rPr>
+    </w:lvl>
+    <w:lvl w:ilvl="3" w:tplc="04090001" w:tentative="1">
+      <w:start w:val="1"/>
+      <w:numFmt w:val="bullet"/>
+      <w:lvlText w:val=""/>
+      <w:lvlJc w:val="left"/>
+      <w:pPr>
+        <w:ind w:left="2200" w:hanging="440"/>
+      </w:pPr>
+      <w:rPr>
+        <w:rFonts w:ascii="Wingdings" w:hAnsi="Wingdings" w:hint="default"/>
+      </w:rPr>
+    </w:lvl>
+    <w:lvl w:ilvl="4" w:tplc="04090003" w:tentative="1">
+      <w:start w:val="1"/>
+      <w:numFmt w:val="bullet"/>
+      <w:lvlText w:val=""/>
+      <w:lvlJc w:val="left"/>
+      <w:pPr>
+        <w:ind w:left="2640" w:hanging="440"/>
+      </w:pPr>
+      <w:rPr>
+        <w:rFonts w:ascii="Wingdings" w:hAnsi="Wingdings" w:hint="default"/>
+      </w:rPr>
+    </w:lvl>
+    <w:lvl w:ilvl="5" w:tplc="04090005" w:tentative="1">
+      <w:start w:val="1"/>
+      <w:numFmt w:val="bullet"/>
+      <w:lvlText w:val=""/>
+      <w:lvlJc w:val="left"/>
+      <w:pPr>
+        <w:ind w:left="3080" w:hanging="440"/>
+      </w:pPr>
+      <w:rPr>
+        <w:rFonts w:ascii="Wingdings" w:hAnsi="Wingdings" w:hint="default"/>
+      </w:rPr>
+    </w:lvl>
+    <w:lvl w:ilvl="6" w:tplc="04090001" w:tentative="1">
+      <w:start w:val="1"/>
+      <w:numFmt w:val="bullet"/>
+      <w:lvlText w:val=""/>
+      <w:lvlJc w:val="left"/>
+      <w:pPr>
+        <w:ind w:left="3520" w:hanging="440"/>
+      </w:pPr>
+      <w:rPr>
+        <w:rFonts w:ascii="Wingdings" w:hAnsi="Wingdings" w:hint="default"/>
+      </w:rPr>
+    </w:lvl>
+    <w:lvl w:ilvl="7" w:tplc="04090003" w:tentative="1">
+      <w:start w:val="1"/>
+      <w:numFmt w:val="bullet"/>
+      <w:lvlText w:val=""/>
+      <w:lvlJc w:val="left"/>
+      <w:pPr>
+        <w:ind w:left="3960" w:hanging="440"/>
+      </w:pPr>
+      <w:rPr>
+        <w:rFonts w:ascii="Wingdings" w:hAnsi="Wingdings" w:hint="default"/>
+      </w:rPr>
+    </w:lvl>
+    <w:lvl w:ilvl="8" w:tplc="04090005" w:tentative="1">
+      <w:start w:val="1"/>
+      <w:numFmt w:val="bullet"/>
+      <w:lvlText w:val=""/>
+      <w:lvlJc w:val="left"/>
+      <w:pPr>
+        <w:ind w:left="4400" w:hanging="440"/>
+      </w:pPr>
+      <w:rPr>
+        <w:rFonts w:ascii="Wingdings" w:hAnsi="Wingdings" w:hint="default"/>
+      </w:rPr>
+    </w:lvl>
+  </w:abstractNum>
+  <w:abstractNum w:abstractNumId="6" w15:restartNumberingAfterBreak="0">
+    <w:nsid w:val="6ECB2AA1"/>
+    <w:multiLevelType w:val="hybridMultilevel"/>
+    <w:tmpl w:val="E4CE430E"/>
+    <w:lvl w:ilvl="0" w:tplc="AA0ABCA6">
+      <w:numFmt w:val="bullet"/>
+      <w:lvlText w:val="-"/>
+      <w:lvlJc w:val="left"/>
+      <w:pPr>
+        <w:ind w:left="800" w:hanging="360"/>
+      </w:pPr>
+      <w:rPr>
+        <w:rFonts w:ascii="맑은 고딕" w:eastAsia="맑은 고딕" w:hAnsi="맑은 고딕" w:cstheme="minorBidi" w:hint="eastAsia"/>
+      </w:rPr>
+    </w:lvl>
+    <w:lvl w:ilvl="1" w:tplc="04090003" w:tentative="1">
+      <w:start w:val="1"/>
+      <w:numFmt w:val="bullet"/>
+      <w:lvlText w:val=""/>
+      <w:lvlJc w:val="left"/>
+      <w:pPr>
+        <w:ind w:left="1320" w:hanging="440"/>
+      </w:pPr>
+      <w:rPr>
+        <w:rFonts w:ascii="Wingdings" w:hAnsi="Wingdings" w:hint="default"/>
+      </w:rPr>
+    </w:lvl>
+    <w:lvl w:ilvl="2" w:tplc="04090005" w:tentative="1">
+      <w:start w:val="1"/>
+      <w:numFmt w:val="bullet"/>
+      <w:lvlText w:val=""/>
+      <w:lvlJc w:val="left"/>
+      <w:pPr>
+        <w:ind w:left="1760" w:hanging="440"/>
+      </w:pPr>
+      <w:rPr>
+        <w:rFonts w:ascii="Wingdings" w:hAnsi="Wingdings" w:hint="default"/>
+      </w:rPr>
+    </w:lvl>
+    <w:lvl w:ilvl="3" w:tplc="04090001" w:tentative="1">
+      <w:start w:val="1"/>
+      <w:numFmt w:val="bullet"/>
+      <w:lvlText w:val=""/>
+      <w:lvlJc w:val="left"/>
+      <w:pPr>
+        <w:ind w:left="2200" w:hanging="440"/>
+      </w:pPr>
+      <w:rPr>
+        <w:rFonts w:ascii="Wingdings" w:hAnsi="Wingdings" w:hint="default"/>
+      </w:rPr>
+    </w:lvl>
+    <w:lvl w:ilvl="4" w:tplc="04090003" w:tentative="1">
+      <w:start w:val="1"/>
+      <w:numFmt w:val="bullet"/>
+      <w:lvlText w:val=""/>
+      <w:lvlJc w:val="left"/>
+      <w:pPr>
+        <w:ind w:left="2640" w:hanging="440"/>
+      </w:pPr>
+      <w:rPr>
+        <w:rFonts w:ascii="Wingdings" w:hAnsi="Wingdings" w:hint="default"/>
+      </w:rPr>
+    </w:lvl>
+    <w:lvl w:ilvl="5" w:tplc="04090005" w:tentative="1">
+      <w:start w:val="1"/>
+      <w:numFmt w:val="bullet"/>
+      <w:lvlText w:val=""/>
+      <w:lvlJc w:val="left"/>
+      <w:pPr>
+        <w:ind w:left="3080" w:hanging="440"/>
+      </w:pPr>
+      <w:rPr>
+        <w:rFonts w:ascii="Wingdings" w:hAnsi="Wingdings" w:hint="default"/>
+      </w:rPr>
+    </w:lvl>
+    <w:lvl w:ilvl="6" w:tplc="04090001" w:tentative="1">
+      <w:start w:val="1"/>
+      <w:numFmt w:val="bullet"/>
+      <w:lvlText w:val=""/>
+      <w:lvlJc w:val="left"/>
+      <w:pPr>
+        <w:ind w:left="3520" w:hanging="440"/>
+      </w:pPr>
+      <w:rPr>
+        <w:rFonts w:ascii="Wingdings" w:hAnsi="Wingdings" w:hint="default"/>
+      </w:rPr>
+    </w:lvl>
+    <w:lvl w:ilvl="7" w:tplc="04090003" w:tentative="1">
+      <w:start w:val="1"/>
+      <w:numFmt w:val="bullet"/>
+      <w:lvlText w:val=""/>
+      <w:lvlJc w:val="left"/>
+      <w:pPr>
+        <w:ind w:left="3960" w:hanging="440"/>
+      </w:pPr>
+      <w:rPr>
+        <w:rFonts w:ascii="Wingdings" w:hAnsi="Wingdings" w:hint="default"/>
+      </w:rPr>
+    </w:lvl>
+    <w:lvl w:ilvl="8" w:tplc="04090005" w:tentative="1">
+      <w:start w:val="1"/>
+      <w:numFmt w:val="bullet"/>
+      <w:lvlText w:val=""/>
+      <w:lvlJc w:val="left"/>
+      <w:pPr>
+        <w:ind w:left="4400" w:hanging="440"/>
+      </w:pPr>
+      <w:rPr>
+        <w:rFonts w:ascii="Wingdings" w:hAnsi="Wingdings" w:hint="default"/>
+      </w:rPr>
+    </w:lvl>
+  </w:abstractNum>
+  <w:abstractNum w:abstractNumId="7" w15:restartNumberingAfterBreak="0">
+    <w:nsid w:val="72700E38"/>
+    <w:multiLevelType w:val="hybridMultilevel"/>
+    <w:tmpl w:val="24287AD0"/>
+    <w:lvl w:ilvl="0" w:tplc="25E4DEE2">
+      <w:numFmt w:val="bullet"/>
+      <w:lvlText w:val="-"/>
+      <w:lvlJc w:val="left"/>
+      <w:pPr>
+        <w:ind w:left="800" w:hanging="360"/>
+      </w:pPr>
+      <w:rPr>
+        <w:rFonts w:ascii="맑은 고딕" w:eastAsia="맑은 고딕" w:hAnsi="맑은 고딕" w:cstheme="minorBidi" w:hint="eastAsia"/>
+      </w:rPr>
+    </w:lvl>
+    <w:lvl w:ilvl="1" w:tplc="04090003" w:tentative="1">
+      <w:start w:val="1"/>
+      <w:numFmt w:val="bullet"/>
+      <w:lvlText w:val=""/>
+      <w:lvlJc w:val="left"/>
+      <w:pPr>
+        <w:ind w:left="1320" w:hanging="440"/>
+      </w:pPr>
+      <w:rPr>
+        <w:rFonts w:ascii="Wingdings" w:hAnsi="Wingdings" w:hint="default"/>
+      </w:rPr>
+    </w:lvl>
+    <w:lvl w:ilvl="2" w:tplc="04090005" w:tentative="1">
+      <w:start w:val="1"/>
+      <w:numFmt w:val="bullet"/>
+      <w:lvlText w:val=""/>
+      <w:lvlJc w:val="left"/>
+      <w:pPr>
+        <w:ind w:left="1760" w:hanging="440"/>
+      </w:pPr>
+      <w:rPr>
+        <w:rFonts w:ascii="Wingdings" w:hAnsi="Wingdings" w:hint="default"/>
+      </w:rPr>
+    </w:lvl>
+    <w:lvl w:ilvl="3" w:tplc="04090001" w:tentative="1">
+      <w:start w:val="1"/>
+      <w:numFmt w:val="bullet"/>
+      <w:lvlText w:val=""/>
+      <w:lvlJc w:val="left"/>
+      <w:pPr>
+        <w:ind w:left="2200" w:hanging="440"/>
+      </w:pPr>
+      <w:rPr>
+        <w:rFonts w:ascii="Wingdings" w:hAnsi="Wingdings" w:hint="default"/>
+      </w:rPr>
+    </w:lvl>
+    <w:lvl w:ilvl="4" w:tplc="04090003" w:tentative="1">
+      <w:start w:val="1"/>
+      <w:numFmt w:val="bullet"/>
+      <w:lvlText w:val=""/>
+      <w:lvlJc w:val="left"/>
+      <w:pPr>
+        <w:ind w:left="2640" w:hanging="440"/>
+      </w:pPr>
+      <w:rPr>
+        <w:rFonts w:ascii="Wingdings" w:hAnsi="Wingdings" w:hint="default"/>
+      </w:rPr>
+    </w:lvl>
+    <w:lvl w:ilvl="5" w:tplc="04090005" w:tentative="1">
+      <w:start w:val="1"/>
+      <w:numFmt w:val="bullet"/>
+      <w:lvlText w:val=""/>
+      <w:lvlJc w:val="left"/>
+      <w:pPr>
+        <w:ind w:left="3080" w:hanging="440"/>
+      </w:pPr>
+      <w:rPr>
+        <w:rFonts w:ascii="Wingdings" w:hAnsi="Wingdings" w:hint="default"/>
+      </w:rPr>
+    </w:lvl>
+    <w:lvl w:ilvl="6" w:tplc="04090001" w:tentative="1">
+      <w:start w:val="1"/>
+      <w:numFmt w:val="bullet"/>
+      <w:lvlText w:val=""/>
+      <w:lvlJc w:val="left"/>
+      <w:pPr>
+        <w:ind w:left="3520" w:hanging="440"/>
+      </w:pPr>
+      <w:rPr>
+        <w:rFonts w:ascii="Wingdings" w:hAnsi="Wingdings" w:hint="default"/>
+      </w:rPr>
+    </w:lvl>
+    <w:lvl w:ilvl="7" w:tplc="04090003" w:tentative="1">
+      <w:start w:val="1"/>
+      <w:numFmt w:val="bullet"/>
+      <w:lvlText w:val=""/>
+      <w:lvlJc w:val="left"/>
+      <w:pPr>
+        <w:ind w:left="3960" w:hanging="440"/>
+      </w:pPr>
+      <w:rPr>
+        <w:rFonts w:ascii="Wingdings" w:hAnsi="Wingdings" w:hint="default"/>
+      </w:rPr>
+    </w:lvl>
+    <w:lvl w:ilvl="8" w:tplc="04090005" w:tentative="1">
+      <w:start w:val="1"/>
+      <w:numFmt w:val="bullet"/>
+      <w:lvlText w:val=""/>
+      <w:lvlJc w:val="left"/>
+      <w:pPr>
+        <w:ind w:left="4400" w:hanging="440"/>
+      </w:pPr>
+      <w:rPr>
+        <w:rFonts w:ascii="Wingdings" w:hAnsi="Wingdings" w:hint="default"/>
+      </w:rPr>
+    </w:lvl>
+  </w:abstractNum>
   <w:num w:numId="1" w16cid:durableId="1396316752">
-    <w:abstractNumId w:val="1"/>
+    <w:abstractNumId w:val="2"/>
   </w:num>
   <w:num w:numId="2" w16cid:durableId="1288273108">
-    <w:abstractNumId w:val="2"/>
+    <w:abstractNumId w:val="3"/>
   </w:num>
   <w:num w:numId="3" w16cid:durableId="224032400">
     <w:abstractNumId w:val="0"/>
   </w:num>
   <w:num w:numId="4" w16cid:durableId="841090206">
-    <w:abstractNumId w:val="3"/>
+    <w:abstractNumId w:val="4"/>
+  </w:num>
+  <w:num w:numId="5" w16cid:durableId="1788743629">
+    <w:abstractNumId w:val="5"/>
+  </w:num>
+  <w:num w:numId="6" w16cid:durableId="1806072935">
+    <w:abstractNumId w:val="6"/>
+  </w:num>
+  <w:num w:numId="7" w16cid:durableId="968627704">
+    <w:abstractNumId w:val="7"/>
+  </w:num>
+  <w:num w:numId="8" w16cid:durableId="840118257">
+    <w:abstractNumId w:val="1"/>
   </w:num>
 </w:numbering>
 </file>
@@ -2160,6 +2911,7 @@
   <w:style w:type="character" w:default="1" w:styleId="a0">
     <w:name w:val="Default Paragraph Font"/>
     <w:uiPriority w:val="1"/>
+    <w:semiHidden/>
     <w:unhideWhenUsed/>
   </w:style>
   <w:style w:type="table" w:default="1" w:styleId="a1">

--- a/작업일지/2주차.docx
+++ b/작업일지/2주차.docx
@@ -207,7 +207,6 @@
                 <w:bCs/>
               </w:rPr>
             </w:pPr>
-            <w:proofErr w:type="spellStart"/>
             <w:r>
               <w:rPr>
                 <w:rFonts w:hint="eastAsia"/>
@@ -216,7 +215,6 @@
               </w:rPr>
               <w:t>팀명</w:t>
             </w:r>
-            <w:proofErr w:type="spellEnd"/>
           </w:p>
         </w:tc>
         <w:tc>
@@ -323,21 +321,7 @@
               <w:rPr>
                 <w:rFonts w:hint="eastAsia"/>
               </w:rPr>
-              <w:t xml:space="preserve">2022182035 </w:t>
-            </w:r>
-            <w:proofErr w:type="spellStart"/>
-            <w:r>
-              <w:rPr>
-                <w:rFonts w:hint="eastAsia"/>
-              </w:rPr>
-              <w:t>임채은</w:t>
-            </w:r>
-            <w:proofErr w:type="spellEnd"/>
-            <w:r>
-              <w:rPr>
-                <w:rFonts w:hint="eastAsia"/>
-              </w:rPr>
-              <w:t>(클라/서버)</w:t>
+              <w:t>2022182035 임채은(클라/서버)</w:t>
             </w:r>
           </w:p>
         </w:tc>
@@ -588,13 +572,8 @@
               </w:rPr>
               <w:t xml:space="preserve">- </w:t>
             </w:r>
-            <w:proofErr w:type="spellStart"/>
-            <w:r>
-              <w:t>논블로킹</w:t>
-            </w:r>
-            <w:proofErr w:type="spellEnd"/>
-            <w:r>
-              <w:t xml:space="preserve"> I/O로 프로젝트에 서버/클라이언트 연결 구현</w:t>
+            <w:r>
+              <w:t>논블로킹 I/O로 프로젝트에 서버/클라이언트 연결 구현</w:t>
             </w:r>
           </w:p>
           <w:p>
@@ -602,21 +581,7 @@
               <w:rPr>
                 <w:rFonts w:hint="eastAsia"/>
               </w:rPr>
-              <w:t xml:space="preserve">- 프로젝트에 </w:t>
-            </w:r>
-            <w:proofErr w:type="spellStart"/>
-            <w:r>
-              <w:rPr>
-                <w:rFonts w:hint="eastAsia"/>
-              </w:rPr>
-              <w:t>protobuf</w:t>
-            </w:r>
-            <w:proofErr w:type="spellEnd"/>
-            <w:r>
-              <w:rPr>
-                <w:rFonts w:hint="eastAsia"/>
-              </w:rPr>
-              <w:t xml:space="preserve"> 추가</w:t>
+              <w:t>- 프로젝트에 protobuf 추가</w:t>
             </w:r>
           </w:p>
         </w:tc>
@@ -633,7 +598,6 @@
                 <w:bCs/>
               </w:rPr>
             </w:pPr>
-            <w:proofErr w:type="spellStart"/>
             <w:r>
               <w:rPr>
                 <w:rFonts w:hint="eastAsia"/>
@@ -642,7 +606,6 @@
               </w:rPr>
               <w:t>임채은</w:t>
             </w:r>
-            <w:proofErr w:type="spellEnd"/>
           </w:p>
         </w:tc>
         <w:tc>
@@ -667,13 +630,8 @@
               </w:rPr>
               <w:t xml:space="preserve">- </w:t>
             </w:r>
-            <w:proofErr w:type="spellStart"/>
-            <w:r>
-              <w:t>루나책</w:t>
-            </w:r>
-            <w:proofErr w:type="spellEnd"/>
-            <w:r>
-              <w:t xml:space="preserve"> 4장(p.103~188)</w:t>
+            <w:r>
+              <w:t>루나책 4장(p.103~188)</w:t>
             </w:r>
           </w:p>
           <w:p>
@@ -773,35 +731,13 @@
               <w:rPr>
                 <w:rFonts w:hint="eastAsia"/>
               </w:rPr>
-              <w:t xml:space="preserve">전체적인 기획서(제안서?)를 작성하는 것이 너무 오랜만이라 어떤 정보가 포함되어야 할 지 잘 모르겠다. 저번 </w:t>
-            </w:r>
-            <w:proofErr w:type="spellStart"/>
-            <w:r>
-              <w:rPr>
-                <w:rFonts w:hint="eastAsia"/>
-              </w:rPr>
-              <w:t>MagicalSubway</w:t>
-            </w:r>
-            <w:proofErr w:type="spellEnd"/>
-            <w:r>
-              <w:rPr>
-                <w:rFonts w:hint="eastAsia"/>
-              </w:rPr>
-              <w:t xml:space="preserve">(이하 </w:t>
-            </w:r>
-            <w:proofErr w:type="spellStart"/>
-            <w:r>
-              <w:rPr>
-                <w:rFonts w:hint="eastAsia"/>
-              </w:rPr>
-              <w:t>MaSu</w:t>
-            </w:r>
-            <w:proofErr w:type="spellEnd"/>
-            <w:r>
-              <w:rPr>
-                <w:rFonts w:hint="eastAsia"/>
-              </w:rPr>
-              <w:t>)</w:t>
+              <w:t>전체적인 기획서(제안서?)를 작성하는 것이 너무 오랜만이라 어떤 정보가 포함되어야 할 지 잘 모르겠다. 저번 MagicalSubway</w:t>
+            </w:r>
+            <w:r>
+              <w:rPr>
+                <w:rFonts w:hint="eastAsia"/>
+              </w:rPr>
+              <w:t>(이하 MaSu)</w:t>
             </w:r>
             <w:r>
               <w:rPr>
@@ -832,7 +768,6 @@
             </w:r>
           </w:p>
           <w:p>
-            <w:proofErr w:type="spellStart"/>
             <w:r>
               <w:rPr>
                 <w:rFonts w:hint="eastAsia"/>
@@ -845,7 +780,6 @@
               </w:rPr>
               <w:t>Su</w:t>
             </w:r>
-            <w:proofErr w:type="spellEnd"/>
             <w:r>
               <w:rPr>
                 <w:rFonts w:hint="eastAsia"/>
@@ -886,21 +820,7 @@
               <w:rPr>
                 <w:rFonts w:hint="eastAsia"/>
               </w:rPr>
-              <w:t xml:space="preserve">또 </w:t>
-            </w:r>
-            <w:proofErr w:type="spellStart"/>
-            <w:r>
-              <w:rPr>
-                <w:rFonts w:hint="eastAsia"/>
-              </w:rPr>
-              <w:t>MaSu</w:t>
-            </w:r>
-            <w:proofErr w:type="spellEnd"/>
-            <w:r>
-              <w:rPr>
-                <w:rFonts w:hint="eastAsia"/>
-              </w:rPr>
-              <w:t>는 몬스터 별로 공격 유형이나 패턴이 크게 변하지 않</w:t>
+              <w:t>또 MaSu는 몬스터 별로 공격 유형이나 패턴이 크게 변하지 않</w:t>
             </w:r>
             <w:r>
               <w:rPr>
@@ -998,7 +918,19 @@
           <w:tcPr>
             <w:tcW w:w="9214" w:type="dxa"/>
           </w:tcPr>
-          <w:p/>
+          <w:p>
+            <w:pPr>
+              <w:rPr>
+                <w:rFonts w:hint="eastAsia"/>
+              </w:rPr>
+            </w:pPr>
+            <w:r>
+              <w:rPr>
+                <w:rFonts w:hint="eastAsia"/>
+              </w:rPr>
+              <w:t>- 게임 서버 프로그래밍 교과서 5장까지 학습했다. 이번주에는 할 일을 제대로 못해서 다음주에는 꼭 해야겠다.</w:t>
+            </w:r>
+          </w:p>
         </w:tc>
       </w:tr>
       <w:tr>
@@ -1013,7 +945,6 @@
                 <w:bCs/>
               </w:rPr>
             </w:pPr>
-            <w:proofErr w:type="spellStart"/>
             <w:r>
               <w:rPr>
                 <w:rFonts w:hint="eastAsia"/>
@@ -1022,7 +953,6 @@
               </w:rPr>
               <w:t>임채은</w:t>
             </w:r>
-            <w:proofErr w:type="spellEnd"/>
           </w:p>
         </w:tc>
         <w:tc>
@@ -1043,7 +973,7 @@
                 <w:noProof/>
               </w:rPr>
               <w:drawing>
-                <wp:anchor distT="0" distB="0" distL="114300" distR="114300" simplePos="0" relativeHeight="251659264" behindDoc="0" locked="0" layoutInCell="1" allowOverlap="1" wp14:anchorId="133FC6EC" wp14:editId="1E063EA5">
+                <wp:anchor distT="0" distB="0" distL="114300" distR="114300" simplePos="0" relativeHeight="251659264" behindDoc="0" locked="0" layoutInCell="1" allowOverlap="1" wp14:anchorId="133FC6EC" wp14:editId="0F435CD9">
                   <wp:simplePos x="0" y="0"/>
                   <wp:positionH relativeFrom="column">
                     <wp:posOffset>-2540</wp:posOffset>
@@ -1106,21 +1036,7 @@
               <w:rPr>
                 <w:rFonts w:hint="eastAsia"/>
               </w:rPr>
-              <w:t xml:space="preserve">- </w:t>
-            </w:r>
-            <w:proofErr w:type="spellStart"/>
-            <w:r>
-              <w:rPr>
-                <w:rFonts w:hint="eastAsia"/>
-              </w:rPr>
-              <w:t>루나책</w:t>
-            </w:r>
-            <w:proofErr w:type="spellEnd"/>
-            <w:r>
-              <w:rPr>
-                <w:rFonts w:hint="eastAsia"/>
-              </w:rPr>
-              <w:t xml:space="preserve"> 4장 정독 완료했다. </w:t>
+              <w:t xml:space="preserve">- 루나책 4장 정독 완료했다. </w:t>
             </w:r>
             <w:r>
               <w:rPr>
@@ -1135,21 +1051,7 @@
               <w:rPr>
                 <w:rFonts w:hint="eastAsia"/>
               </w:rPr>
-              <w:t xml:space="preserve">- 서버 코드 </w:t>
-            </w:r>
-            <w:proofErr w:type="spellStart"/>
-            <w:r>
-              <w:rPr>
-                <w:rFonts w:hint="eastAsia"/>
-              </w:rPr>
-              <w:t>정독하지</w:t>
-            </w:r>
-            <w:proofErr w:type="spellEnd"/>
-            <w:r>
-              <w:rPr>
-                <w:rFonts w:hint="eastAsia"/>
-              </w:rPr>
-              <w:t xml:space="preserve"> 못했다.</w:t>
+              <w:t>- 서버 코드 정독하지 못했다.</w:t>
             </w:r>
           </w:p>
           <w:p>
@@ -1157,21 +1059,7 @@
               <w:rPr>
                 <w:rFonts w:hint="eastAsia"/>
               </w:rPr>
-              <w:t xml:space="preserve">- TCP/IP 소켓 프로그래밍 책 3-4, 4-1, 4-2 절반 </w:t>
-            </w:r>
-            <w:proofErr w:type="spellStart"/>
-            <w:r>
-              <w:rPr>
-                <w:rFonts w:hint="eastAsia"/>
-              </w:rPr>
-              <w:t>정독했다</w:t>
-            </w:r>
-            <w:proofErr w:type="spellEnd"/>
-            <w:r>
-              <w:rPr>
-                <w:rFonts w:hint="eastAsia"/>
-              </w:rPr>
-              <w:t xml:space="preserve">. </w:t>
+              <w:t xml:space="preserve">- TCP/IP 소켓 프로그래밍 책 3-4, 4-1, 4-2 절반 정독했다. </w:t>
             </w:r>
           </w:p>
           <w:p>
@@ -1179,21 +1067,7 @@
               <w:rPr>
                 <w:rFonts w:hint="eastAsia"/>
               </w:rPr>
-              <w:t xml:space="preserve">(지금은 서버보다 DX12가 더 급해서 일단 </w:t>
-            </w:r>
-            <w:proofErr w:type="spellStart"/>
-            <w:r>
-              <w:rPr>
-                <w:rFonts w:hint="eastAsia"/>
-              </w:rPr>
-              <w:t>다렉에</w:t>
-            </w:r>
-            <w:proofErr w:type="spellEnd"/>
-            <w:r>
-              <w:rPr>
-                <w:rFonts w:hint="eastAsia"/>
-              </w:rPr>
-              <w:t xml:space="preserve"> 더 시간을 쏟고 있다.)</w:t>
+              <w:t>(지금은 서버보다 DX12가 더 급해서 일단 다렉에 더 시간을 쏟고 있다.)</w:t>
             </w:r>
           </w:p>
         </w:tc>
@@ -1531,6 +1405,118 @@
     </w:lvl>
   </w:abstractNum>
   <w:abstractNum w:abstractNumId="2" w15:restartNumberingAfterBreak="0">
+    <w:nsid w:val="1A0F66E3"/>
+    <w:multiLevelType w:val="hybridMultilevel"/>
+    <w:tmpl w:val="B1849C80"/>
+    <w:lvl w:ilvl="0" w:tplc="EAB4A0DC">
+      <w:numFmt w:val="bullet"/>
+      <w:lvlText w:val="-"/>
+      <w:lvlJc w:val="left"/>
+      <w:pPr>
+        <w:ind w:left="800" w:hanging="360"/>
+      </w:pPr>
+      <w:rPr>
+        <w:rFonts w:ascii="맑은 고딕" w:eastAsia="맑은 고딕" w:hAnsi="맑은 고딕" w:cstheme="minorBidi" w:hint="eastAsia"/>
+      </w:rPr>
+    </w:lvl>
+    <w:lvl w:ilvl="1" w:tplc="04090003" w:tentative="1">
+      <w:start w:val="1"/>
+      <w:numFmt w:val="bullet"/>
+      <w:lvlText w:val=""/>
+      <w:lvlJc w:val="left"/>
+      <w:pPr>
+        <w:ind w:left="1320" w:hanging="440"/>
+      </w:pPr>
+      <w:rPr>
+        <w:rFonts w:ascii="Wingdings" w:hAnsi="Wingdings" w:hint="default"/>
+      </w:rPr>
+    </w:lvl>
+    <w:lvl w:ilvl="2" w:tplc="04090005" w:tentative="1">
+      <w:start w:val="1"/>
+      <w:numFmt w:val="bullet"/>
+      <w:lvlText w:val=""/>
+      <w:lvlJc w:val="left"/>
+      <w:pPr>
+        <w:ind w:left="1760" w:hanging="440"/>
+      </w:pPr>
+      <w:rPr>
+        <w:rFonts w:ascii="Wingdings" w:hAnsi="Wingdings" w:hint="default"/>
+      </w:rPr>
+    </w:lvl>
+    <w:lvl w:ilvl="3" w:tplc="04090001" w:tentative="1">
+      <w:start w:val="1"/>
+      <w:numFmt w:val="bullet"/>
+      <w:lvlText w:val=""/>
+      <w:lvlJc w:val="left"/>
+      <w:pPr>
+        <w:ind w:left="2200" w:hanging="440"/>
+      </w:pPr>
+      <w:rPr>
+        <w:rFonts w:ascii="Wingdings" w:hAnsi="Wingdings" w:hint="default"/>
+      </w:rPr>
+    </w:lvl>
+    <w:lvl w:ilvl="4" w:tplc="04090003" w:tentative="1">
+      <w:start w:val="1"/>
+      <w:numFmt w:val="bullet"/>
+      <w:lvlText w:val=""/>
+      <w:lvlJc w:val="left"/>
+      <w:pPr>
+        <w:ind w:left="2640" w:hanging="440"/>
+      </w:pPr>
+      <w:rPr>
+        <w:rFonts w:ascii="Wingdings" w:hAnsi="Wingdings" w:hint="default"/>
+      </w:rPr>
+    </w:lvl>
+    <w:lvl w:ilvl="5" w:tplc="04090005" w:tentative="1">
+      <w:start w:val="1"/>
+      <w:numFmt w:val="bullet"/>
+      <w:lvlText w:val=""/>
+      <w:lvlJc w:val="left"/>
+      <w:pPr>
+        <w:ind w:left="3080" w:hanging="440"/>
+      </w:pPr>
+      <w:rPr>
+        <w:rFonts w:ascii="Wingdings" w:hAnsi="Wingdings" w:hint="default"/>
+      </w:rPr>
+    </w:lvl>
+    <w:lvl w:ilvl="6" w:tplc="04090001" w:tentative="1">
+      <w:start w:val="1"/>
+      <w:numFmt w:val="bullet"/>
+      <w:lvlText w:val=""/>
+      <w:lvlJc w:val="left"/>
+      <w:pPr>
+        <w:ind w:left="3520" w:hanging="440"/>
+      </w:pPr>
+      <w:rPr>
+        <w:rFonts w:ascii="Wingdings" w:hAnsi="Wingdings" w:hint="default"/>
+      </w:rPr>
+    </w:lvl>
+    <w:lvl w:ilvl="7" w:tplc="04090003" w:tentative="1">
+      <w:start w:val="1"/>
+      <w:numFmt w:val="bullet"/>
+      <w:lvlText w:val=""/>
+      <w:lvlJc w:val="left"/>
+      <w:pPr>
+        <w:ind w:left="3960" w:hanging="440"/>
+      </w:pPr>
+      <w:rPr>
+        <w:rFonts w:ascii="Wingdings" w:hAnsi="Wingdings" w:hint="default"/>
+      </w:rPr>
+    </w:lvl>
+    <w:lvl w:ilvl="8" w:tplc="04090005" w:tentative="1">
+      <w:start w:val="1"/>
+      <w:numFmt w:val="bullet"/>
+      <w:lvlText w:val=""/>
+      <w:lvlJc w:val="left"/>
+      <w:pPr>
+        <w:ind w:left="4400" w:hanging="440"/>
+      </w:pPr>
+      <w:rPr>
+        <w:rFonts w:ascii="Wingdings" w:hAnsi="Wingdings" w:hint="default"/>
+      </w:rPr>
+    </w:lvl>
+  </w:abstractNum>
+  <w:abstractNum w:abstractNumId="3" w15:restartNumberingAfterBreak="0">
     <w:nsid w:val="1A3D51DD"/>
     <w:multiLevelType w:val="hybridMultilevel"/>
     <w:tmpl w:val="AB6AAB92"/>
@@ -1643,7 +1629,7 @@
       </w:rPr>
     </w:lvl>
   </w:abstractNum>
-  <w:abstractNum w:abstractNumId="3" w15:restartNumberingAfterBreak="0">
+  <w:abstractNum w:abstractNumId="4" w15:restartNumberingAfterBreak="0">
     <w:nsid w:val="218F2F6C"/>
     <w:multiLevelType w:val="multilevel"/>
     <w:tmpl w:val="E31C3550"/>
@@ -1792,7 +1778,343 @@
       </w:rPr>
     </w:lvl>
   </w:abstractNum>
-  <w:abstractNum w:abstractNumId="4" w15:restartNumberingAfterBreak="0">
+  <w:abstractNum w:abstractNumId="5" w15:restartNumberingAfterBreak="0">
+    <w:nsid w:val="2A617800"/>
+    <w:multiLevelType w:val="hybridMultilevel"/>
+    <w:tmpl w:val="76BA24EC"/>
+    <w:lvl w:ilvl="0" w:tplc="D924E2F6">
+      <w:numFmt w:val="bullet"/>
+      <w:lvlText w:val="-"/>
+      <w:lvlJc w:val="left"/>
+      <w:pPr>
+        <w:ind w:left="800" w:hanging="360"/>
+      </w:pPr>
+      <w:rPr>
+        <w:rFonts w:ascii="맑은 고딕" w:eastAsia="맑은 고딕" w:hAnsi="맑은 고딕" w:cstheme="minorBidi" w:hint="eastAsia"/>
+      </w:rPr>
+    </w:lvl>
+    <w:lvl w:ilvl="1" w:tplc="04090003" w:tentative="1">
+      <w:start w:val="1"/>
+      <w:numFmt w:val="bullet"/>
+      <w:lvlText w:val=""/>
+      <w:lvlJc w:val="left"/>
+      <w:pPr>
+        <w:ind w:left="1320" w:hanging="440"/>
+      </w:pPr>
+      <w:rPr>
+        <w:rFonts w:ascii="Wingdings" w:hAnsi="Wingdings" w:hint="default"/>
+      </w:rPr>
+    </w:lvl>
+    <w:lvl w:ilvl="2" w:tplc="04090005" w:tentative="1">
+      <w:start w:val="1"/>
+      <w:numFmt w:val="bullet"/>
+      <w:lvlText w:val=""/>
+      <w:lvlJc w:val="left"/>
+      <w:pPr>
+        <w:ind w:left="1760" w:hanging="440"/>
+      </w:pPr>
+      <w:rPr>
+        <w:rFonts w:ascii="Wingdings" w:hAnsi="Wingdings" w:hint="default"/>
+      </w:rPr>
+    </w:lvl>
+    <w:lvl w:ilvl="3" w:tplc="04090001" w:tentative="1">
+      <w:start w:val="1"/>
+      <w:numFmt w:val="bullet"/>
+      <w:lvlText w:val=""/>
+      <w:lvlJc w:val="left"/>
+      <w:pPr>
+        <w:ind w:left="2200" w:hanging="440"/>
+      </w:pPr>
+      <w:rPr>
+        <w:rFonts w:ascii="Wingdings" w:hAnsi="Wingdings" w:hint="default"/>
+      </w:rPr>
+    </w:lvl>
+    <w:lvl w:ilvl="4" w:tplc="04090003" w:tentative="1">
+      <w:start w:val="1"/>
+      <w:numFmt w:val="bullet"/>
+      <w:lvlText w:val=""/>
+      <w:lvlJc w:val="left"/>
+      <w:pPr>
+        <w:ind w:left="2640" w:hanging="440"/>
+      </w:pPr>
+      <w:rPr>
+        <w:rFonts w:ascii="Wingdings" w:hAnsi="Wingdings" w:hint="default"/>
+      </w:rPr>
+    </w:lvl>
+    <w:lvl w:ilvl="5" w:tplc="04090005" w:tentative="1">
+      <w:start w:val="1"/>
+      <w:numFmt w:val="bullet"/>
+      <w:lvlText w:val=""/>
+      <w:lvlJc w:val="left"/>
+      <w:pPr>
+        <w:ind w:left="3080" w:hanging="440"/>
+      </w:pPr>
+      <w:rPr>
+        <w:rFonts w:ascii="Wingdings" w:hAnsi="Wingdings" w:hint="default"/>
+      </w:rPr>
+    </w:lvl>
+    <w:lvl w:ilvl="6" w:tplc="04090001" w:tentative="1">
+      <w:start w:val="1"/>
+      <w:numFmt w:val="bullet"/>
+      <w:lvlText w:val=""/>
+      <w:lvlJc w:val="left"/>
+      <w:pPr>
+        <w:ind w:left="3520" w:hanging="440"/>
+      </w:pPr>
+      <w:rPr>
+        <w:rFonts w:ascii="Wingdings" w:hAnsi="Wingdings" w:hint="default"/>
+      </w:rPr>
+    </w:lvl>
+    <w:lvl w:ilvl="7" w:tplc="04090003" w:tentative="1">
+      <w:start w:val="1"/>
+      <w:numFmt w:val="bullet"/>
+      <w:lvlText w:val=""/>
+      <w:lvlJc w:val="left"/>
+      <w:pPr>
+        <w:ind w:left="3960" w:hanging="440"/>
+      </w:pPr>
+      <w:rPr>
+        <w:rFonts w:ascii="Wingdings" w:hAnsi="Wingdings" w:hint="default"/>
+      </w:rPr>
+    </w:lvl>
+    <w:lvl w:ilvl="8" w:tplc="04090005" w:tentative="1">
+      <w:start w:val="1"/>
+      <w:numFmt w:val="bullet"/>
+      <w:lvlText w:val=""/>
+      <w:lvlJc w:val="left"/>
+      <w:pPr>
+        <w:ind w:left="4400" w:hanging="440"/>
+      </w:pPr>
+      <w:rPr>
+        <w:rFonts w:ascii="Wingdings" w:hAnsi="Wingdings" w:hint="default"/>
+      </w:rPr>
+    </w:lvl>
+  </w:abstractNum>
+  <w:abstractNum w:abstractNumId="6" w15:restartNumberingAfterBreak="0">
+    <w:nsid w:val="2BB332E7"/>
+    <w:multiLevelType w:val="hybridMultilevel"/>
+    <w:tmpl w:val="4C3611D0"/>
+    <w:lvl w:ilvl="0" w:tplc="3F6C77E0">
+      <w:numFmt w:val="bullet"/>
+      <w:lvlText w:val="-"/>
+      <w:lvlJc w:val="left"/>
+      <w:pPr>
+        <w:ind w:left="800" w:hanging="360"/>
+      </w:pPr>
+      <w:rPr>
+        <w:rFonts w:ascii="맑은 고딕" w:eastAsia="맑은 고딕" w:hAnsi="맑은 고딕" w:cstheme="minorBidi" w:hint="eastAsia"/>
+      </w:rPr>
+    </w:lvl>
+    <w:lvl w:ilvl="1" w:tplc="04090003" w:tentative="1">
+      <w:start w:val="1"/>
+      <w:numFmt w:val="bullet"/>
+      <w:lvlText w:val=""/>
+      <w:lvlJc w:val="left"/>
+      <w:pPr>
+        <w:ind w:left="1320" w:hanging="440"/>
+      </w:pPr>
+      <w:rPr>
+        <w:rFonts w:ascii="Wingdings" w:hAnsi="Wingdings" w:hint="default"/>
+      </w:rPr>
+    </w:lvl>
+    <w:lvl w:ilvl="2" w:tplc="04090005" w:tentative="1">
+      <w:start w:val="1"/>
+      <w:numFmt w:val="bullet"/>
+      <w:lvlText w:val=""/>
+      <w:lvlJc w:val="left"/>
+      <w:pPr>
+        <w:ind w:left="1760" w:hanging="440"/>
+      </w:pPr>
+      <w:rPr>
+        <w:rFonts w:ascii="Wingdings" w:hAnsi="Wingdings" w:hint="default"/>
+      </w:rPr>
+    </w:lvl>
+    <w:lvl w:ilvl="3" w:tplc="04090001" w:tentative="1">
+      <w:start w:val="1"/>
+      <w:numFmt w:val="bullet"/>
+      <w:lvlText w:val=""/>
+      <w:lvlJc w:val="left"/>
+      <w:pPr>
+        <w:ind w:left="2200" w:hanging="440"/>
+      </w:pPr>
+      <w:rPr>
+        <w:rFonts w:ascii="Wingdings" w:hAnsi="Wingdings" w:hint="default"/>
+      </w:rPr>
+    </w:lvl>
+    <w:lvl w:ilvl="4" w:tplc="04090003" w:tentative="1">
+      <w:start w:val="1"/>
+      <w:numFmt w:val="bullet"/>
+      <w:lvlText w:val=""/>
+      <w:lvlJc w:val="left"/>
+      <w:pPr>
+        <w:ind w:left="2640" w:hanging="440"/>
+      </w:pPr>
+      <w:rPr>
+        <w:rFonts w:ascii="Wingdings" w:hAnsi="Wingdings" w:hint="default"/>
+      </w:rPr>
+    </w:lvl>
+    <w:lvl w:ilvl="5" w:tplc="04090005" w:tentative="1">
+      <w:start w:val="1"/>
+      <w:numFmt w:val="bullet"/>
+      <w:lvlText w:val=""/>
+      <w:lvlJc w:val="left"/>
+      <w:pPr>
+        <w:ind w:left="3080" w:hanging="440"/>
+      </w:pPr>
+      <w:rPr>
+        <w:rFonts w:ascii="Wingdings" w:hAnsi="Wingdings" w:hint="default"/>
+      </w:rPr>
+    </w:lvl>
+    <w:lvl w:ilvl="6" w:tplc="04090001" w:tentative="1">
+      <w:start w:val="1"/>
+      <w:numFmt w:val="bullet"/>
+      <w:lvlText w:val=""/>
+      <w:lvlJc w:val="left"/>
+      <w:pPr>
+        <w:ind w:left="3520" w:hanging="440"/>
+      </w:pPr>
+      <w:rPr>
+        <w:rFonts w:ascii="Wingdings" w:hAnsi="Wingdings" w:hint="default"/>
+      </w:rPr>
+    </w:lvl>
+    <w:lvl w:ilvl="7" w:tplc="04090003" w:tentative="1">
+      <w:start w:val="1"/>
+      <w:numFmt w:val="bullet"/>
+      <w:lvlText w:val=""/>
+      <w:lvlJc w:val="left"/>
+      <w:pPr>
+        <w:ind w:left="3960" w:hanging="440"/>
+      </w:pPr>
+      <w:rPr>
+        <w:rFonts w:ascii="Wingdings" w:hAnsi="Wingdings" w:hint="default"/>
+      </w:rPr>
+    </w:lvl>
+    <w:lvl w:ilvl="8" w:tplc="04090005" w:tentative="1">
+      <w:start w:val="1"/>
+      <w:numFmt w:val="bullet"/>
+      <w:lvlText w:val=""/>
+      <w:lvlJc w:val="left"/>
+      <w:pPr>
+        <w:ind w:left="4400" w:hanging="440"/>
+      </w:pPr>
+      <w:rPr>
+        <w:rFonts w:ascii="Wingdings" w:hAnsi="Wingdings" w:hint="default"/>
+      </w:rPr>
+    </w:lvl>
+  </w:abstractNum>
+  <w:abstractNum w:abstractNumId="7" w15:restartNumberingAfterBreak="0">
+    <w:nsid w:val="402D5280"/>
+    <w:multiLevelType w:val="hybridMultilevel"/>
+    <w:tmpl w:val="32569BA2"/>
+    <w:lvl w:ilvl="0" w:tplc="431AB4D0">
+      <w:numFmt w:val="bullet"/>
+      <w:lvlText w:val="-"/>
+      <w:lvlJc w:val="left"/>
+      <w:pPr>
+        <w:ind w:left="800" w:hanging="360"/>
+      </w:pPr>
+      <w:rPr>
+        <w:rFonts w:ascii="맑은 고딕" w:eastAsia="맑은 고딕" w:hAnsi="맑은 고딕" w:cstheme="minorBidi" w:hint="eastAsia"/>
+      </w:rPr>
+    </w:lvl>
+    <w:lvl w:ilvl="1" w:tplc="04090003" w:tentative="1">
+      <w:start w:val="1"/>
+      <w:numFmt w:val="bullet"/>
+      <w:lvlText w:val=""/>
+      <w:lvlJc w:val="left"/>
+      <w:pPr>
+        <w:ind w:left="1320" w:hanging="440"/>
+      </w:pPr>
+      <w:rPr>
+        <w:rFonts w:ascii="Wingdings" w:hAnsi="Wingdings" w:hint="default"/>
+      </w:rPr>
+    </w:lvl>
+    <w:lvl w:ilvl="2" w:tplc="04090005" w:tentative="1">
+      <w:start w:val="1"/>
+      <w:numFmt w:val="bullet"/>
+      <w:lvlText w:val=""/>
+      <w:lvlJc w:val="left"/>
+      <w:pPr>
+        <w:ind w:left="1760" w:hanging="440"/>
+      </w:pPr>
+      <w:rPr>
+        <w:rFonts w:ascii="Wingdings" w:hAnsi="Wingdings" w:hint="default"/>
+      </w:rPr>
+    </w:lvl>
+    <w:lvl w:ilvl="3" w:tplc="04090001" w:tentative="1">
+      <w:start w:val="1"/>
+      <w:numFmt w:val="bullet"/>
+      <w:lvlText w:val=""/>
+      <w:lvlJc w:val="left"/>
+      <w:pPr>
+        <w:ind w:left="2200" w:hanging="440"/>
+      </w:pPr>
+      <w:rPr>
+        <w:rFonts w:ascii="Wingdings" w:hAnsi="Wingdings" w:hint="default"/>
+      </w:rPr>
+    </w:lvl>
+    <w:lvl w:ilvl="4" w:tplc="04090003" w:tentative="1">
+      <w:start w:val="1"/>
+      <w:numFmt w:val="bullet"/>
+      <w:lvlText w:val=""/>
+      <w:lvlJc w:val="left"/>
+      <w:pPr>
+        <w:ind w:left="2640" w:hanging="440"/>
+      </w:pPr>
+      <w:rPr>
+        <w:rFonts w:ascii="Wingdings" w:hAnsi="Wingdings" w:hint="default"/>
+      </w:rPr>
+    </w:lvl>
+    <w:lvl w:ilvl="5" w:tplc="04090005" w:tentative="1">
+      <w:start w:val="1"/>
+      <w:numFmt w:val="bullet"/>
+      <w:lvlText w:val=""/>
+      <w:lvlJc w:val="left"/>
+      <w:pPr>
+        <w:ind w:left="3080" w:hanging="440"/>
+      </w:pPr>
+      <w:rPr>
+        <w:rFonts w:ascii="Wingdings" w:hAnsi="Wingdings" w:hint="default"/>
+      </w:rPr>
+    </w:lvl>
+    <w:lvl w:ilvl="6" w:tplc="04090001" w:tentative="1">
+      <w:start w:val="1"/>
+      <w:numFmt w:val="bullet"/>
+      <w:lvlText w:val=""/>
+      <w:lvlJc w:val="left"/>
+      <w:pPr>
+        <w:ind w:left="3520" w:hanging="440"/>
+      </w:pPr>
+      <w:rPr>
+        <w:rFonts w:ascii="Wingdings" w:hAnsi="Wingdings" w:hint="default"/>
+      </w:rPr>
+    </w:lvl>
+    <w:lvl w:ilvl="7" w:tplc="04090003" w:tentative="1">
+      <w:start w:val="1"/>
+      <w:numFmt w:val="bullet"/>
+      <w:lvlText w:val=""/>
+      <w:lvlJc w:val="left"/>
+      <w:pPr>
+        <w:ind w:left="3960" w:hanging="440"/>
+      </w:pPr>
+      <w:rPr>
+        <w:rFonts w:ascii="Wingdings" w:hAnsi="Wingdings" w:hint="default"/>
+      </w:rPr>
+    </w:lvl>
+    <w:lvl w:ilvl="8" w:tplc="04090005" w:tentative="1">
+      <w:start w:val="1"/>
+      <w:numFmt w:val="bullet"/>
+      <w:lvlText w:val=""/>
+      <w:lvlJc w:val="left"/>
+      <w:pPr>
+        <w:ind w:left="4400" w:hanging="440"/>
+      </w:pPr>
+      <w:rPr>
+        <w:rFonts w:ascii="Wingdings" w:hAnsi="Wingdings" w:hint="default"/>
+      </w:rPr>
+    </w:lvl>
+  </w:abstractNum>
+  <w:abstractNum w:abstractNumId="8" w15:restartNumberingAfterBreak="0">
     <w:nsid w:val="4EC64A23"/>
     <w:multiLevelType w:val="multilevel"/>
     <w:tmpl w:val="BC92B3FC"/>
@@ -1941,7 +2263,7 @@
       </w:rPr>
     </w:lvl>
   </w:abstractNum>
-  <w:abstractNum w:abstractNumId="5" w15:restartNumberingAfterBreak="0">
+  <w:abstractNum w:abstractNumId="9" w15:restartNumberingAfterBreak="0">
     <w:nsid w:val="57EE0C1B"/>
     <w:multiLevelType w:val="hybridMultilevel"/>
     <w:tmpl w:val="63924A3E"/>
@@ -2053,7 +2375,231 @@
       </w:rPr>
     </w:lvl>
   </w:abstractNum>
-  <w:abstractNum w:abstractNumId="6" w15:restartNumberingAfterBreak="0">
+  <w:abstractNum w:abstractNumId="10" w15:restartNumberingAfterBreak="0">
+    <w:nsid w:val="61C516E0"/>
+    <w:multiLevelType w:val="hybridMultilevel"/>
+    <w:tmpl w:val="549C3E7E"/>
+    <w:lvl w:ilvl="0" w:tplc="F98E64C6">
+      <w:numFmt w:val="bullet"/>
+      <w:lvlText w:val="-"/>
+      <w:lvlJc w:val="left"/>
+      <w:pPr>
+        <w:ind w:left="800" w:hanging="360"/>
+      </w:pPr>
+      <w:rPr>
+        <w:rFonts w:ascii="맑은 고딕" w:eastAsia="맑은 고딕" w:hAnsi="맑은 고딕" w:cstheme="minorBidi" w:hint="eastAsia"/>
+      </w:rPr>
+    </w:lvl>
+    <w:lvl w:ilvl="1" w:tplc="04090003" w:tentative="1">
+      <w:start w:val="1"/>
+      <w:numFmt w:val="bullet"/>
+      <w:lvlText w:val=""/>
+      <w:lvlJc w:val="left"/>
+      <w:pPr>
+        <w:ind w:left="1320" w:hanging="440"/>
+      </w:pPr>
+      <w:rPr>
+        <w:rFonts w:ascii="Wingdings" w:hAnsi="Wingdings" w:hint="default"/>
+      </w:rPr>
+    </w:lvl>
+    <w:lvl w:ilvl="2" w:tplc="04090005" w:tentative="1">
+      <w:start w:val="1"/>
+      <w:numFmt w:val="bullet"/>
+      <w:lvlText w:val=""/>
+      <w:lvlJc w:val="left"/>
+      <w:pPr>
+        <w:ind w:left="1760" w:hanging="440"/>
+      </w:pPr>
+      <w:rPr>
+        <w:rFonts w:ascii="Wingdings" w:hAnsi="Wingdings" w:hint="default"/>
+      </w:rPr>
+    </w:lvl>
+    <w:lvl w:ilvl="3" w:tplc="04090001" w:tentative="1">
+      <w:start w:val="1"/>
+      <w:numFmt w:val="bullet"/>
+      <w:lvlText w:val=""/>
+      <w:lvlJc w:val="left"/>
+      <w:pPr>
+        <w:ind w:left="2200" w:hanging="440"/>
+      </w:pPr>
+      <w:rPr>
+        <w:rFonts w:ascii="Wingdings" w:hAnsi="Wingdings" w:hint="default"/>
+      </w:rPr>
+    </w:lvl>
+    <w:lvl w:ilvl="4" w:tplc="04090003" w:tentative="1">
+      <w:start w:val="1"/>
+      <w:numFmt w:val="bullet"/>
+      <w:lvlText w:val=""/>
+      <w:lvlJc w:val="left"/>
+      <w:pPr>
+        <w:ind w:left="2640" w:hanging="440"/>
+      </w:pPr>
+      <w:rPr>
+        <w:rFonts w:ascii="Wingdings" w:hAnsi="Wingdings" w:hint="default"/>
+      </w:rPr>
+    </w:lvl>
+    <w:lvl w:ilvl="5" w:tplc="04090005" w:tentative="1">
+      <w:start w:val="1"/>
+      <w:numFmt w:val="bullet"/>
+      <w:lvlText w:val=""/>
+      <w:lvlJc w:val="left"/>
+      <w:pPr>
+        <w:ind w:left="3080" w:hanging="440"/>
+      </w:pPr>
+      <w:rPr>
+        <w:rFonts w:ascii="Wingdings" w:hAnsi="Wingdings" w:hint="default"/>
+      </w:rPr>
+    </w:lvl>
+    <w:lvl w:ilvl="6" w:tplc="04090001" w:tentative="1">
+      <w:start w:val="1"/>
+      <w:numFmt w:val="bullet"/>
+      <w:lvlText w:val=""/>
+      <w:lvlJc w:val="left"/>
+      <w:pPr>
+        <w:ind w:left="3520" w:hanging="440"/>
+      </w:pPr>
+      <w:rPr>
+        <w:rFonts w:ascii="Wingdings" w:hAnsi="Wingdings" w:hint="default"/>
+      </w:rPr>
+    </w:lvl>
+    <w:lvl w:ilvl="7" w:tplc="04090003" w:tentative="1">
+      <w:start w:val="1"/>
+      <w:numFmt w:val="bullet"/>
+      <w:lvlText w:val=""/>
+      <w:lvlJc w:val="left"/>
+      <w:pPr>
+        <w:ind w:left="3960" w:hanging="440"/>
+      </w:pPr>
+      <w:rPr>
+        <w:rFonts w:ascii="Wingdings" w:hAnsi="Wingdings" w:hint="default"/>
+      </w:rPr>
+    </w:lvl>
+    <w:lvl w:ilvl="8" w:tplc="04090005" w:tentative="1">
+      <w:start w:val="1"/>
+      <w:numFmt w:val="bullet"/>
+      <w:lvlText w:val=""/>
+      <w:lvlJc w:val="left"/>
+      <w:pPr>
+        <w:ind w:left="4400" w:hanging="440"/>
+      </w:pPr>
+      <w:rPr>
+        <w:rFonts w:ascii="Wingdings" w:hAnsi="Wingdings" w:hint="default"/>
+      </w:rPr>
+    </w:lvl>
+  </w:abstractNum>
+  <w:abstractNum w:abstractNumId="11" w15:restartNumberingAfterBreak="0">
+    <w:nsid w:val="62B747BB"/>
+    <w:multiLevelType w:val="hybridMultilevel"/>
+    <w:tmpl w:val="0D42E6F0"/>
+    <w:lvl w:ilvl="0" w:tplc="DB2A7D8E">
+      <w:numFmt w:val="bullet"/>
+      <w:lvlText w:val="-"/>
+      <w:lvlJc w:val="left"/>
+      <w:pPr>
+        <w:ind w:left="800" w:hanging="360"/>
+      </w:pPr>
+      <w:rPr>
+        <w:rFonts w:ascii="맑은 고딕" w:eastAsia="맑은 고딕" w:hAnsi="맑은 고딕" w:cstheme="minorBidi" w:hint="eastAsia"/>
+      </w:rPr>
+    </w:lvl>
+    <w:lvl w:ilvl="1" w:tplc="04090003" w:tentative="1">
+      <w:start w:val="1"/>
+      <w:numFmt w:val="bullet"/>
+      <w:lvlText w:val=""/>
+      <w:lvlJc w:val="left"/>
+      <w:pPr>
+        <w:ind w:left="1320" w:hanging="440"/>
+      </w:pPr>
+      <w:rPr>
+        <w:rFonts w:ascii="Wingdings" w:hAnsi="Wingdings" w:hint="default"/>
+      </w:rPr>
+    </w:lvl>
+    <w:lvl w:ilvl="2" w:tplc="04090005" w:tentative="1">
+      <w:start w:val="1"/>
+      <w:numFmt w:val="bullet"/>
+      <w:lvlText w:val=""/>
+      <w:lvlJc w:val="left"/>
+      <w:pPr>
+        <w:ind w:left="1760" w:hanging="440"/>
+      </w:pPr>
+      <w:rPr>
+        <w:rFonts w:ascii="Wingdings" w:hAnsi="Wingdings" w:hint="default"/>
+      </w:rPr>
+    </w:lvl>
+    <w:lvl w:ilvl="3" w:tplc="04090001" w:tentative="1">
+      <w:start w:val="1"/>
+      <w:numFmt w:val="bullet"/>
+      <w:lvlText w:val=""/>
+      <w:lvlJc w:val="left"/>
+      <w:pPr>
+        <w:ind w:left="2200" w:hanging="440"/>
+      </w:pPr>
+      <w:rPr>
+        <w:rFonts w:ascii="Wingdings" w:hAnsi="Wingdings" w:hint="default"/>
+      </w:rPr>
+    </w:lvl>
+    <w:lvl w:ilvl="4" w:tplc="04090003" w:tentative="1">
+      <w:start w:val="1"/>
+      <w:numFmt w:val="bullet"/>
+      <w:lvlText w:val=""/>
+      <w:lvlJc w:val="left"/>
+      <w:pPr>
+        <w:ind w:left="2640" w:hanging="440"/>
+      </w:pPr>
+      <w:rPr>
+        <w:rFonts w:ascii="Wingdings" w:hAnsi="Wingdings" w:hint="default"/>
+      </w:rPr>
+    </w:lvl>
+    <w:lvl w:ilvl="5" w:tplc="04090005" w:tentative="1">
+      <w:start w:val="1"/>
+      <w:numFmt w:val="bullet"/>
+      <w:lvlText w:val=""/>
+      <w:lvlJc w:val="left"/>
+      <w:pPr>
+        <w:ind w:left="3080" w:hanging="440"/>
+      </w:pPr>
+      <w:rPr>
+        <w:rFonts w:ascii="Wingdings" w:hAnsi="Wingdings" w:hint="default"/>
+      </w:rPr>
+    </w:lvl>
+    <w:lvl w:ilvl="6" w:tplc="04090001" w:tentative="1">
+      <w:start w:val="1"/>
+      <w:numFmt w:val="bullet"/>
+      <w:lvlText w:val=""/>
+      <w:lvlJc w:val="left"/>
+      <w:pPr>
+        <w:ind w:left="3520" w:hanging="440"/>
+      </w:pPr>
+      <w:rPr>
+        <w:rFonts w:ascii="Wingdings" w:hAnsi="Wingdings" w:hint="default"/>
+      </w:rPr>
+    </w:lvl>
+    <w:lvl w:ilvl="7" w:tplc="04090003" w:tentative="1">
+      <w:start w:val="1"/>
+      <w:numFmt w:val="bullet"/>
+      <w:lvlText w:val=""/>
+      <w:lvlJc w:val="left"/>
+      <w:pPr>
+        <w:ind w:left="3960" w:hanging="440"/>
+      </w:pPr>
+      <w:rPr>
+        <w:rFonts w:ascii="Wingdings" w:hAnsi="Wingdings" w:hint="default"/>
+      </w:rPr>
+    </w:lvl>
+    <w:lvl w:ilvl="8" w:tplc="04090005" w:tentative="1">
+      <w:start w:val="1"/>
+      <w:numFmt w:val="bullet"/>
+      <w:lvlText w:val=""/>
+      <w:lvlJc w:val="left"/>
+      <w:pPr>
+        <w:ind w:left="4400" w:hanging="440"/>
+      </w:pPr>
+      <w:rPr>
+        <w:rFonts w:ascii="Wingdings" w:hAnsi="Wingdings" w:hint="default"/>
+      </w:rPr>
+    </w:lvl>
+  </w:abstractNum>
+  <w:abstractNum w:abstractNumId="12" w15:restartNumberingAfterBreak="0">
     <w:nsid w:val="6ECB2AA1"/>
     <w:multiLevelType w:val="hybridMultilevel"/>
     <w:tmpl w:val="E4CE430E"/>
@@ -2165,7 +2711,119 @@
       </w:rPr>
     </w:lvl>
   </w:abstractNum>
-  <w:abstractNum w:abstractNumId="7" w15:restartNumberingAfterBreak="0">
+  <w:abstractNum w:abstractNumId="13" w15:restartNumberingAfterBreak="0">
+    <w:nsid w:val="6EF454DB"/>
+    <w:multiLevelType w:val="hybridMultilevel"/>
+    <w:tmpl w:val="53CAD3BC"/>
+    <w:lvl w:ilvl="0" w:tplc="39C6E30E">
+      <w:numFmt w:val="bullet"/>
+      <w:lvlText w:val="-"/>
+      <w:lvlJc w:val="left"/>
+      <w:pPr>
+        <w:ind w:left="800" w:hanging="360"/>
+      </w:pPr>
+      <w:rPr>
+        <w:rFonts w:ascii="맑은 고딕" w:eastAsia="맑은 고딕" w:hAnsi="맑은 고딕" w:cstheme="minorBidi" w:hint="eastAsia"/>
+      </w:rPr>
+    </w:lvl>
+    <w:lvl w:ilvl="1" w:tplc="04090003" w:tentative="1">
+      <w:start w:val="1"/>
+      <w:numFmt w:val="bullet"/>
+      <w:lvlText w:val=""/>
+      <w:lvlJc w:val="left"/>
+      <w:pPr>
+        <w:ind w:left="1320" w:hanging="440"/>
+      </w:pPr>
+      <w:rPr>
+        <w:rFonts w:ascii="Wingdings" w:hAnsi="Wingdings" w:hint="default"/>
+      </w:rPr>
+    </w:lvl>
+    <w:lvl w:ilvl="2" w:tplc="04090005" w:tentative="1">
+      <w:start w:val="1"/>
+      <w:numFmt w:val="bullet"/>
+      <w:lvlText w:val=""/>
+      <w:lvlJc w:val="left"/>
+      <w:pPr>
+        <w:ind w:left="1760" w:hanging="440"/>
+      </w:pPr>
+      <w:rPr>
+        <w:rFonts w:ascii="Wingdings" w:hAnsi="Wingdings" w:hint="default"/>
+      </w:rPr>
+    </w:lvl>
+    <w:lvl w:ilvl="3" w:tplc="04090001" w:tentative="1">
+      <w:start w:val="1"/>
+      <w:numFmt w:val="bullet"/>
+      <w:lvlText w:val=""/>
+      <w:lvlJc w:val="left"/>
+      <w:pPr>
+        <w:ind w:left="2200" w:hanging="440"/>
+      </w:pPr>
+      <w:rPr>
+        <w:rFonts w:ascii="Wingdings" w:hAnsi="Wingdings" w:hint="default"/>
+      </w:rPr>
+    </w:lvl>
+    <w:lvl w:ilvl="4" w:tplc="04090003" w:tentative="1">
+      <w:start w:val="1"/>
+      <w:numFmt w:val="bullet"/>
+      <w:lvlText w:val=""/>
+      <w:lvlJc w:val="left"/>
+      <w:pPr>
+        <w:ind w:left="2640" w:hanging="440"/>
+      </w:pPr>
+      <w:rPr>
+        <w:rFonts w:ascii="Wingdings" w:hAnsi="Wingdings" w:hint="default"/>
+      </w:rPr>
+    </w:lvl>
+    <w:lvl w:ilvl="5" w:tplc="04090005" w:tentative="1">
+      <w:start w:val="1"/>
+      <w:numFmt w:val="bullet"/>
+      <w:lvlText w:val=""/>
+      <w:lvlJc w:val="left"/>
+      <w:pPr>
+        <w:ind w:left="3080" w:hanging="440"/>
+      </w:pPr>
+      <w:rPr>
+        <w:rFonts w:ascii="Wingdings" w:hAnsi="Wingdings" w:hint="default"/>
+      </w:rPr>
+    </w:lvl>
+    <w:lvl w:ilvl="6" w:tplc="04090001" w:tentative="1">
+      <w:start w:val="1"/>
+      <w:numFmt w:val="bullet"/>
+      <w:lvlText w:val=""/>
+      <w:lvlJc w:val="left"/>
+      <w:pPr>
+        <w:ind w:left="3520" w:hanging="440"/>
+      </w:pPr>
+      <w:rPr>
+        <w:rFonts w:ascii="Wingdings" w:hAnsi="Wingdings" w:hint="default"/>
+      </w:rPr>
+    </w:lvl>
+    <w:lvl w:ilvl="7" w:tplc="04090003" w:tentative="1">
+      <w:start w:val="1"/>
+      <w:numFmt w:val="bullet"/>
+      <w:lvlText w:val=""/>
+      <w:lvlJc w:val="left"/>
+      <w:pPr>
+        <w:ind w:left="3960" w:hanging="440"/>
+      </w:pPr>
+      <w:rPr>
+        <w:rFonts w:ascii="Wingdings" w:hAnsi="Wingdings" w:hint="default"/>
+      </w:rPr>
+    </w:lvl>
+    <w:lvl w:ilvl="8" w:tplc="04090005" w:tentative="1">
+      <w:start w:val="1"/>
+      <w:numFmt w:val="bullet"/>
+      <w:lvlText w:val=""/>
+      <w:lvlJc w:val="left"/>
+      <w:pPr>
+        <w:ind w:left="4400" w:hanging="440"/>
+      </w:pPr>
+      <w:rPr>
+        <w:rFonts w:ascii="Wingdings" w:hAnsi="Wingdings" w:hint="default"/>
+      </w:rPr>
+    </w:lvl>
+  </w:abstractNum>
+  <w:abstractNum w:abstractNumId="14" w15:restartNumberingAfterBreak="0">
     <w:nsid w:val="72700E38"/>
     <w:multiLevelType w:val="hybridMultilevel"/>
     <w:tmpl w:val="24287AD0"/>
@@ -2277,29 +2935,165 @@
       </w:rPr>
     </w:lvl>
   </w:abstractNum>
+  <w:abstractNum w:abstractNumId="15" w15:restartNumberingAfterBreak="0">
+    <w:nsid w:val="75ED4991"/>
+    <w:multiLevelType w:val="hybridMultilevel"/>
+    <w:tmpl w:val="FA58AB28"/>
+    <w:lvl w:ilvl="0" w:tplc="9EFCD53C">
+      <w:numFmt w:val="bullet"/>
+      <w:lvlText w:val="-"/>
+      <w:lvlJc w:val="left"/>
+      <w:pPr>
+        <w:ind w:left="800" w:hanging="360"/>
+      </w:pPr>
+      <w:rPr>
+        <w:rFonts w:ascii="맑은 고딕" w:eastAsia="맑은 고딕" w:hAnsi="맑은 고딕" w:cstheme="minorBidi" w:hint="eastAsia"/>
+      </w:rPr>
+    </w:lvl>
+    <w:lvl w:ilvl="1" w:tplc="04090003" w:tentative="1">
+      <w:start w:val="1"/>
+      <w:numFmt w:val="bullet"/>
+      <w:lvlText w:val=""/>
+      <w:lvlJc w:val="left"/>
+      <w:pPr>
+        <w:ind w:left="1320" w:hanging="440"/>
+      </w:pPr>
+      <w:rPr>
+        <w:rFonts w:ascii="Wingdings" w:hAnsi="Wingdings" w:hint="default"/>
+      </w:rPr>
+    </w:lvl>
+    <w:lvl w:ilvl="2" w:tplc="04090005" w:tentative="1">
+      <w:start w:val="1"/>
+      <w:numFmt w:val="bullet"/>
+      <w:lvlText w:val=""/>
+      <w:lvlJc w:val="left"/>
+      <w:pPr>
+        <w:ind w:left="1760" w:hanging="440"/>
+      </w:pPr>
+      <w:rPr>
+        <w:rFonts w:ascii="Wingdings" w:hAnsi="Wingdings" w:hint="default"/>
+      </w:rPr>
+    </w:lvl>
+    <w:lvl w:ilvl="3" w:tplc="04090001" w:tentative="1">
+      <w:start w:val="1"/>
+      <w:numFmt w:val="bullet"/>
+      <w:lvlText w:val=""/>
+      <w:lvlJc w:val="left"/>
+      <w:pPr>
+        <w:ind w:left="2200" w:hanging="440"/>
+      </w:pPr>
+      <w:rPr>
+        <w:rFonts w:ascii="Wingdings" w:hAnsi="Wingdings" w:hint="default"/>
+      </w:rPr>
+    </w:lvl>
+    <w:lvl w:ilvl="4" w:tplc="04090003" w:tentative="1">
+      <w:start w:val="1"/>
+      <w:numFmt w:val="bullet"/>
+      <w:lvlText w:val=""/>
+      <w:lvlJc w:val="left"/>
+      <w:pPr>
+        <w:ind w:left="2640" w:hanging="440"/>
+      </w:pPr>
+      <w:rPr>
+        <w:rFonts w:ascii="Wingdings" w:hAnsi="Wingdings" w:hint="default"/>
+      </w:rPr>
+    </w:lvl>
+    <w:lvl w:ilvl="5" w:tplc="04090005" w:tentative="1">
+      <w:start w:val="1"/>
+      <w:numFmt w:val="bullet"/>
+      <w:lvlText w:val=""/>
+      <w:lvlJc w:val="left"/>
+      <w:pPr>
+        <w:ind w:left="3080" w:hanging="440"/>
+      </w:pPr>
+      <w:rPr>
+        <w:rFonts w:ascii="Wingdings" w:hAnsi="Wingdings" w:hint="default"/>
+      </w:rPr>
+    </w:lvl>
+    <w:lvl w:ilvl="6" w:tplc="04090001" w:tentative="1">
+      <w:start w:val="1"/>
+      <w:numFmt w:val="bullet"/>
+      <w:lvlText w:val=""/>
+      <w:lvlJc w:val="left"/>
+      <w:pPr>
+        <w:ind w:left="3520" w:hanging="440"/>
+      </w:pPr>
+      <w:rPr>
+        <w:rFonts w:ascii="Wingdings" w:hAnsi="Wingdings" w:hint="default"/>
+      </w:rPr>
+    </w:lvl>
+    <w:lvl w:ilvl="7" w:tplc="04090003" w:tentative="1">
+      <w:start w:val="1"/>
+      <w:numFmt w:val="bullet"/>
+      <w:lvlText w:val=""/>
+      <w:lvlJc w:val="left"/>
+      <w:pPr>
+        <w:ind w:left="3960" w:hanging="440"/>
+      </w:pPr>
+      <w:rPr>
+        <w:rFonts w:ascii="Wingdings" w:hAnsi="Wingdings" w:hint="default"/>
+      </w:rPr>
+    </w:lvl>
+    <w:lvl w:ilvl="8" w:tplc="04090005" w:tentative="1">
+      <w:start w:val="1"/>
+      <w:numFmt w:val="bullet"/>
+      <w:lvlText w:val=""/>
+      <w:lvlJc w:val="left"/>
+      <w:pPr>
+        <w:ind w:left="4400" w:hanging="440"/>
+      </w:pPr>
+      <w:rPr>
+        <w:rFonts w:ascii="Wingdings" w:hAnsi="Wingdings" w:hint="default"/>
+      </w:rPr>
+    </w:lvl>
+  </w:abstractNum>
   <w:num w:numId="1" w16cid:durableId="1396316752">
-    <w:abstractNumId w:val="2"/>
+    <w:abstractNumId w:val="3"/>
   </w:num>
   <w:num w:numId="2" w16cid:durableId="1288273108">
-    <w:abstractNumId w:val="3"/>
+    <w:abstractNumId w:val="4"/>
   </w:num>
   <w:num w:numId="3" w16cid:durableId="224032400">
     <w:abstractNumId w:val="0"/>
   </w:num>
   <w:num w:numId="4" w16cid:durableId="841090206">
-    <w:abstractNumId w:val="4"/>
+    <w:abstractNumId w:val="8"/>
   </w:num>
   <w:num w:numId="5" w16cid:durableId="1788743629">
-    <w:abstractNumId w:val="5"/>
+    <w:abstractNumId w:val="9"/>
   </w:num>
   <w:num w:numId="6" w16cid:durableId="1806072935">
-    <w:abstractNumId w:val="6"/>
+    <w:abstractNumId w:val="12"/>
   </w:num>
   <w:num w:numId="7" w16cid:durableId="968627704">
-    <w:abstractNumId w:val="7"/>
+    <w:abstractNumId w:val="14"/>
   </w:num>
   <w:num w:numId="8" w16cid:durableId="840118257">
     <w:abstractNumId w:val="1"/>
+  </w:num>
+  <w:num w:numId="9" w16cid:durableId="1851215351">
+    <w:abstractNumId w:val="15"/>
+  </w:num>
+  <w:num w:numId="10" w16cid:durableId="546722183">
+    <w:abstractNumId w:val="10"/>
+  </w:num>
+  <w:num w:numId="11" w16cid:durableId="1175610134">
+    <w:abstractNumId w:val="6"/>
+  </w:num>
+  <w:num w:numId="12" w16cid:durableId="1466846459">
+    <w:abstractNumId w:val="5"/>
+  </w:num>
+  <w:num w:numId="13" w16cid:durableId="1119447734">
+    <w:abstractNumId w:val="13"/>
+  </w:num>
+  <w:num w:numId="14" w16cid:durableId="348407588">
+    <w:abstractNumId w:val="11"/>
+  </w:num>
+  <w:num w:numId="15" w16cid:durableId="666254026">
+    <w:abstractNumId w:val="7"/>
+  </w:num>
+  <w:num w:numId="16" w16cid:durableId="1298222801">
+    <w:abstractNumId w:val="2"/>
   </w:num>
 </w:numbering>
 </file>
